--- a/cv/CV Walter Ramirez_ES.docx
+++ b/cv/CV Walter Ramirez_ES.docx
@@ -164,42 +164,8 @@
                 <w:szCs w:val="28"/>
                 <w:lang w:val="es-419"/>
               </w:rPr>
-              <w:t xml:space="preserve">Walter </w:t>
+              <w:t>Walter Edenilson Ramirez Deras</w:t>
             </w:r>
-            <w:proofErr w:type="spellStart"/>
-            <w:r>
-              <w:rPr>
-                <w:rFonts w:ascii="Arial" w:hAnsi="Arial" w:cs="Arial"/>
-                <w:color w:val="0F4761"/>
-                <w:sz w:val="28"/>
-                <w:szCs w:val="28"/>
-                <w:lang w:val="es-419"/>
-              </w:rPr>
-              <w:t>Edenilson</w:t>
-            </w:r>
-            <w:proofErr w:type="spellEnd"/>
-            <w:r>
-              <w:rPr>
-                <w:rFonts w:ascii="Arial" w:hAnsi="Arial" w:cs="Arial"/>
-                <w:color w:val="0F4761"/>
-                <w:sz w:val="28"/>
-                <w:szCs w:val="28"/>
-                <w:lang w:val="es-419"/>
-              </w:rPr>
-              <w:t xml:space="preserve"> Ramirez </w:t>
-            </w:r>
-            <w:proofErr w:type="spellStart"/>
-            <w:r>
-              <w:rPr>
-                <w:rFonts w:ascii="Arial" w:hAnsi="Arial" w:cs="Arial"/>
-                <w:color w:val="0F4761"/>
-                <w:sz w:val="28"/>
-                <w:szCs w:val="28"/>
-                <w:lang w:val="es-419"/>
-              </w:rPr>
-              <w:t>Deras</w:t>
-            </w:r>
-            <w:proofErr w:type="spellEnd"/>
           </w:p>
           <w:p>
             <w:pPr>
@@ -374,25 +340,7 @@
           <w:szCs w:val="22"/>
           <w:lang w:val="es-419"/>
         </w:rPr>
-        <w:t xml:space="preserve">Col. Marenco Calle #1 lote 17 y 35 • </w:t>
-      </w:r>
-      <w:proofErr w:type="spellStart"/>
-      <w:r>
-        <w:rPr>
-          <w:rFonts w:ascii="Arial" w:hAnsi="Arial" w:cs="Arial"/>
-          <w:szCs w:val="22"/>
-          <w:lang w:val="es-419"/>
-        </w:rPr>
-        <w:t>Jayaque</w:t>
-      </w:r>
-      <w:proofErr w:type="spellEnd"/>
-      <w:r>
-        <w:rPr>
-          <w:rFonts w:ascii="Arial" w:hAnsi="Arial" w:cs="Arial"/>
-          <w:szCs w:val="22"/>
-          <w:lang w:val="es-419"/>
-        </w:rPr>
-        <w:t xml:space="preserve">, La Libertad • walterrd503@gmail.com• 76562084 </w:t>
+        <w:t xml:space="preserve">Col. Marenco Calle #1 lote 17 y 35 • Jayaque, La Libertad • walterrd503@gmail.com• 76562084 </w:t>
       </w:r>
     </w:p>
     <w:p>
@@ -510,12 +458,14 @@
         <w:rPr>
           <w:rFonts w:ascii="Arial" w:hAnsi="Arial" w:cs="Arial"/>
           <w:szCs w:val="22"/>
-        </w:rPr>
-      </w:pPr>
-      <w:r>
-        <w:rPr>
-          <w:rFonts w:ascii="Arial" w:hAnsi="Arial" w:cs="Arial"/>
-          <w:szCs w:val="22"/>
+          <w:lang w:val="es-419"/>
+        </w:rPr>
+      </w:pPr>
+      <w:r>
+        <w:rPr>
+          <w:rFonts w:ascii="Arial" w:hAnsi="Arial" w:cs="Arial"/>
+          <w:szCs w:val="22"/>
+          <w:lang w:val="es-419"/>
         </w:rPr>
         <w:t xml:space="preserve"> </w:t>
       </w:r>
@@ -566,43 +516,7 @@
           <w:szCs w:val="22"/>
           <w:lang w:val="es-419"/>
         </w:rPr>
-        <w:t xml:space="preserve">Desarrollador de Software con sólida formación técnica y experiencia práctica en el ciclo completo de desarrollo web (Full Stack). Especializado en la creación de soluciones empresariales (ERP) y </w:t>
-      </w:r>
-      <w:proofErr w:type="spellStart"/>
-      <w:r>
-        <w:rPr>
-          <w:rFonts w:ascii="Arial" w:hAnsi="Arial" w:cs="Arial"/>
-          <w:szCs w:val="22"/>
-          <w:lang w:val="es-419"/>
-        </w:rPr>
-        <w:t>APIs</w:t>
-      </w:r>
-      <w:proofErr w:type="spellEnd"/>
-      <w:r>
-        <w:rPr>
-          <w:rFonts w:ascii="Arial" w:hAnsi="Arial" w:cs="Arial"/>
-          <w:szCs w:val="22"/>
-          <w:lang w:val="es-419"/>
-        </w:rPr>
-        <w:t xml:space="preserve"> </w:t>
-      </w:r>
-      <w:proofErr w:type="spellStart"/>
-      <w:r>
-        <w:rPr>
-          <w:rFonts w:ascii="Arial" w:hAnsi="Arial" w:cs="Arial"/>
-          <w:szCs w:val="22"/>
-          <w:lang w:val="es-419"/>
-        </w:rPr>
-        <w:t>RESTful</w:t>
-      </w:r>
-      <w:proofErr w:type="spellEnd"/>
-      <w:r>
-        <w:rPr>
-          <w:rFonts w:ascii="Arial" w:hAnsi="Arial" w:cs="Arial"/>
-          <w:szCs w:val="22"/>
-          <w:lang w:val="es-419"/>
-        </w:rPr>
-        <w:t xml:space="preserve"> escalables utilizando Laravel, Vue.js y MySQL. Apasionado por la arquitectura de software limpia, la automatización de procesos y el aprendizaje continuo de tecnologías emergentes como Docker y Nest.js.</w:t>
+        <w:t>Desarrollador de Software con sólida formación técnica y experiencia práctica en el ciclo completo de desarrollo web (Full Stack). Especializado en la creación de soluciones empresariales (ERP) y APIs RESTful escalables utilizando Laravel, Vue.js y MySQL. Apasionado por la arquitectura de software limpia, la automatización de procesos y el aprendizaje continuo de tecnologías emergentes como Docker y Nest.js.</w:t>
       </w:r>
     </w:p>
     <w:p>
@@ -660,25 +574,14 @@
           <w:lang w:val="es-419"/>
         </w:rPr>
       </w:pPr>
-      <w:proofErr w:type="spellStart"/>
-      <w:r>
-        <w:rPr>
-          <w:rFonts w:ascii="Arial" w:hAnsi="Arial" w:cs="Arial"/>
-          <w:sz w:val="22"/>
-          <w:szCs w:val="22"/>
-          <w:lang w:val="es-419"/>
-        </w:rPr>
-        <w:t>Backend</w:t>
-      </w:r>
-      <w:proofErr w:type="spellEnd"/>
-      <w:r>
-        <w:rPr>
-          <w:rFonts w:ascii="Arial" w:hAnsi="Arial" w:cs="Arial"/>
-          <w:sz w:val="22"/>
-          <w:szCs w:val="22"/>
-          <w:lang w:val="es-419"/>
-        </w:rPr>
-        <w:t>: PHP (Laravel), C#, Node.js (Conceptos), Python (Básico).</w:t>
+      <w:r>
+        <w:rPr>
+          <w:rFonts w:ascii="Arial" w:hAnsi="Arial" w:cs="Arial"/>
+          <w:sz w:val="22"/>
+          <w:szCs w:val="22"/>
+          <w:lang w:val="es-419"/>
+        </w:rPr>
+        <w:t>Backend: PHP (Laravel), C#, Node.js (Conceptos), Python (Básico).</w:t>
       </w:r>
     </w:p>
     <w:p>
@@ -756,16 +659,7 @@
           <w:szCs w:val="22"/>
           <w:lang w:val="es-419"/>
         </w:rPr>
-        <w:t>Sistemas: Administración básica de servidores Linux/Windows (SSH, FTP).</w:t>
-      </w:r>
-      <w:r>
-        <w:rPr>
-          <w:rFonts w:ascii="Arial" w:hAnsi="Arial" w:cs="Arial"/>
-          <w:sz w:val="22"/>
-          <w:szCs w:val="22"/>
-          <w:lang w:val="es-419"/>
-        </w:rPr>
-        <w:t xml:space="preserve"> </w:t>
+        <w:t xml:space="preserve">Sistemas: Administración básica de servidores Linux/Windows (SSH, FTP). </w:t>
       </w:r>
     </w:p>
     <w:p>
@@ -800,27 +694,7 @@
           <w:lang w:val="es-419"/>
         </w:rPr>
         <w:lastRenderedPageBreak/>
-        <w:t xml:space="preserve">Experiencia </w:t>
-      </w:r>
-      <w:r>
-        <w:rPr>
-          <w:rFonts w:ascii="Arial" w:hAnsi="Arial" w:cs="Arial"/>
-          <w:b/>
-          <w:bCs/>
-          <w:sz w:val="24"/>
-          <w:lang w:val="es-419"/>
-        </w:rPr>
-        <w:t>Profesional</w:t>
-      </w:r>
-      <w:r>
-        <w:rPr>
-          <w:rFonts w:ascii="Arial" w:hAnsi="Arial" w:cs="Arial"/>
-          <w:b/>
-          <w:bCs/>
-          <w:sz w:val="24"/>
-          <w:lang w:val="es-419"/>
-        </w:rPr>
-        <w:t xml:space="preserve">  </w:t>
+        <w:t xml:space="preserve">Experiencia Profesional  </w:t>
       </w:r>
     </w:p>
     <w:p>
@@ -1050,7 +924,172 @@
     <w:p>
       <w:pPr>
         <w:pStyle w:val="NormalWeb"/>
-        <w:ind w:left="720"/>
+        <w:rPr>
+          <w:rFonts w:ascii="Arial" w:hAnsi="Arial" w:cs="Arial"/>
+          <w:sz w:val="22"/>
+          <w:szCs w:val="22"/>
+          <w:lang w:val="es-419"/>
+        </w:rPr>
+      </w:pPr>
+      <w:r>
+        <w:rPr>
+          <w:rFonts w:ascii="Arial" w:hAnsi="Arial" w:cs="Arial"/>
+          <w:sz w:val="22"/>
+          <w:szCs w:val="22"/>
+          <w:lang w:val="es-419"/>
+        </w:rPr>
+        <w:t>Representante de Servicio al Cliente | TELUS Digital</w:t>
+      </w:r>
+    </w:p>
+    <w:p>
+      <w:pPr>
+        <w:pStyle w:val="NormalWeb"/>
+        <w:rPr>
+          <w:rFonts w:ascii="Arial" w:hAnsi="Arial" w:cs="Arial"/>
+          <w:sz w:val="22"/>
+          <w:szCs w:val="22"/>
+        </w:rPr>
+      </w:pPr>
+      <w:r>
+        <w:rPr>
+          <w:rFonts w:ascii="Arial" w:hAnsi="Arial" w:cs="Arial"/>
+          <w:sz w:val="22"/>
+          <w:szCs w:val="22"/>
+        </w:rPr>
+        <w:t>Febrero</w:t>
+      </w:r>
+      <w:r>
+        <w:rPr>
+          <w:rFonts w:ascii="Arial" w:hAnsi="Arial" w:cs="Arial"/>
+          <w:sz w:val="22"/>
+          <w:szCs w:val="22"/>
+        </w:rPr>
+        <w:t xml:space="preserve"> 2026 – Actualidad</w:t>
+      </w:r>
+    </w:p>
+    <w:p>
+      <w:pPr>
+        <w:pStyle w:val="NormalWeb"/>
+        <w:numPr>
+          <w:ilvl w:val="0"/>
+          <w:numId w:val="11"/>
+        </w:numPr>
+        <w:rPr>
+          <w:rFonts w:ascii="Arial" w:hAnsi="Arial" w:cs="Arial"/>
+          <w:sz w:val="22"/>
+          <w:szCs w:val="22"/>
+          <w:lang w:val="es-419"/>
+        </w:rPr>
+      </w:pPr>
+      <w:r>
+        <w:rPr>
+          <w:rFonts w:ascii="Arial" w:hAnsi="Arial" w:cs="Arial"/>
+          <w:sz w:val="22"/>
+          <w:szCs w:val="22"/>
+          <w:lang w:val="es-419"/>
+        </w:rPr>
+        <w:t xml:space="preserve">Brindé soporte a clientes a través de llamadas entrantes para consultas relacionadas con productos y servicios bancarios. </w:t>
+      </w:r>
+    </w:p>
+    <w:p>
+      <w:pPr>
+        <w:pStyle w:val="NormalWeb"/>
+        <w:numPr>
+          <w:ilvl w:val="0"/>
+          <w:numId w:val="11"/>
+        </w:numPr>
+        <w:rPr>
+          <w:rFonts w:ascii="Arial" w:hAnsi="Arial" w:cs="Arial"/>
+          <w:sz w:val="22"/>
+          <w:szCs w:val="22"/>
+          <w:lang w:val="es-419"/>
+        </w:rPr>
+      </w:pPr>
+      <w:r>
+        <w:rPr>
+          <w:rFonts w:ascii="Arial" w:hAnsi="Arial" w:cs="Arial"/>
+          <w:sz w:val="22"/>
+          <w:szCs w:val="22"/>
+          <w:lang w:val="es-419"/>
+        </w:rPr>
+        <w:t xml:space="preserve">Verifiqué la identidad de los clientes siguiendo protocolos de seguridad y cumplimiento normativo. </w:t>
+      </w:r>
+    </w:p>
+    <w:p>
+      <w:pPr>
+        <w:pStyle w:val="NormalWeb"/>
+        <w:numPr>
+          <w:ilvl w:val="0"/>
+          <w:numId w:val="11"/>
+        </w:numPr>
+        <w:rPr>
+          <w:rFonts w:ascii="Arial" w:hAnsi="Arial" w:cs="Arial"/>
+          <w:sz w:val="22"/>
+          <w:szCs w:val="22"/>
+          <w:lang w:val="es-419"/>
+        </w:rPr>
+      </w:pPr>
+      <w:r>
+        <w:rPr>
+          <w:rFonts w:ascii="Arial" w:hAnsi="Arial" w:cs="Arial"/>
+          <w:sz w:val="22"/>
+          <w:szCs w:val="22"/>
+          <w:lang w:val="es-419"/>
+        </w:rPr>
+        <w:t xml:space="preserve">Resolví consultas relacionadas con cuentas, transacciones y servicios financieros, ofreciendo soluciones efectivas y oportunas. </w:t>
+      </w:r>
+    </w:p>
+    <w:p>
+      <w:pPr>
+        <w:pStyle w:val="NormalWeb"/>
+        <w:numPr>
+          <w:ilvl w:val="0"/>
+          <w:numId w:val="11"/>
+        </w:numPr>
+        <w:rPr>
+          <w:rFonts w:ascii="Arial" w:hAnsi="Arial" w:cs="Arial"/>
+          <w:sz w:val="22"/>
+          <w:szCs w:val="22"/>
+          <w:lang w:val="es-419"/>
+        </w:rPr>
+      </w:pPr>
+      <w:r>
+        <w:rPr>
+          <w:rFonts w:ascii="Arial" w:hAnsi="Arial" w:cs="Arial"/>
+          <w:sz w:val="22"/>
+          <w:szCs w:val="22"/>
+          <w:lang w:val="es-419"/>
+        </w:rPr>
+        <w:t xml:space="preserve">Mantuve altos estándares de calidad y satisfacción del cliente mediante una comunicación clara y profesional. </w:t>
+      </w:r>
+    </w:p>
+    <w:p>
+      <w:pPr>
+        <w:pStyle w:val="NormalWeb"/>
+        <w:numPr>
+          <w:ilvl w:val="0"/>
+          <w:numId w:val="11"/>
+        </w:numPr>
+        <w:rPr>
+          <w:rFonts w:ascii="Arial" w:hAnsi="Arial" w:cs="Arial"/>
+          <w:sz w:val="22"/>
+          <w:szCs w:val="22"/>
+          <w:lang w:val="es-419"/>
+        </w:rPr>
+      </w:pPr>
+      <w:r>
+        <w:rPr>
+          <w:rFonts w:ascii="Arial" w:hAnsi="Arial" w:cs="Arial"/>
+          <w:sz w:val="22"/>
+          <w:szCs w:val="22"/>
+          <w:lang w:val="es-419"/>
+        </w:rPr>
+        <w:t>Gestioné múltiples sistemas y herramientas simultáneamente para documentar y dar seguimiento a los casos de los clientes.</w:t>
+      </w:r>
+    </w:p>
+    <w:p>
+      <w:pPr>
+        <w:pStyle w:val="NormalWeb"/>
         <w:rPr>
           <w:rFonts w:ascii="Arial" w:hAnsi="Arial" w:cs="Arial"/>
           <w:sz w:val="22"/>
@@ -1079,17 +1118,7 @@
           <w:sz w:val="24"/>
           <w:lang w:val="es-419"/>
         </w:rPr>
-        <w:t>Proyectos Destacados</w:t>
-      </w:r>
-      <w:r>
-        <w:rPr>
-          <w:rFonts w:ascii="Arial" w:hAnsi="Arial" w:cs="Arial"/>
-          <w:b/>
-          <w:bCs/>
-          <w:sz w:val="24"/>
-          <w:lang w:val="es-419"/>
-        </w:rPr>
-        <w:t xml:space="preserve">  </w:t>
+        <w:t xml:space="preserve">Proyectos Destacados  </w:t>
       </w:r>
     </w:p>
     <w:p>
@@ -1137,25 +1166,7 @@
           <w:szCs w:val="22"/>
           <w:lang w:val="es-419"/>
         </w:rPr>
-        <w:t xml:space="preserve">Desarrollo de una API </w:t>
-      </w:r>
-      <w:proofErr w:type="spellStart"/>
-      <w:r>
-        <w:rPr>
-          <w:rFonts w:ascii="Arial" w:hAnsi="Arial" w:cs="Arial"/>
-          <w:szCs w:val="22"/>
-          <w:lang w:val="es-419"/>
-        </w:rPr>
-        <w:t>RESTful</w:t>
-      </w:r>
-      <w:proofErr w:type="spellEnd"/>
-      <w:r>
-        <w:rPr>
-          <w:rFonts w:ascii="Arial" w:hAnsi="Arial" w:cs="Arial"/>
-          <w:szCs w:val="22"/>
-          <w:lang w:val="es-419"/>
-        </w:rPr>
-        <w:t xml:space="preserve"> robusta con Laravel para la gestión de recetas e ingredientes.</w:t>
+        <w:t>Desarrollo de una API RESTful robusta con Laravel para la gestión de recetas e ingredientes.</w:t>
       </w:r>
     </w:p>
     <w:p>
@@ -1177,25 +1188,7 @@
           <w:szCs w:val="22"/>
           <w:lang w:val="es-419"/>
         </w:rPr>
-        <w:t xml:space="preserve">Integración con un </w:t>
-      </w:r>
-      <w:proofErr w:type="spellStart"/>
-      <w:r>
-        <w:rPr>
-          <w:rFonts w:ascii="Arial" w:hAnsi="Arial" w:cs="Arial"/>
-          <w:szCs w:val="22"/>
-          <w:lang w:val="es-419"/>
-        </w:rPr>
-        <w:t>frontend</w:t>
-      </w:r>
-      <w:proofErr w:type="spellEnd"/>
-      <w:r>
-        <w:rPr>
-          <w:rFonts w:ascii="Arial" w:hAnsi="Arial" w:cs="Arial"/>
-          <w:szCs w:val="22"/>
-          <w:lang w:val="es-419"/>
-        </w:rPr>
-        <w:t xml:space="preserve"> dinámico en Vue.js, permitiendo actualizaciones en tiempo real sin recargar la página.</w:t>
+        <w:t>Integración con un frontend dinámico en Vue.js, permitiendo actualizaciones en tiempo real sin recargar la página.</w:t>
       </w:r>
     </w:p>
     <w:p>
@@ -1238,28 +1231,6 @@
         </w:rPr>
         <w:t>Aplicación de escritorio desarrollada en C# y SQL Server para el control de stock, proveedores y ventas, aplicando Programación Orientada a Objetos (POO).</w:t>
       </w:r>
-    </w:p>
-    <w:p>
-      <w:pPr>
-        <w:spacing w:after="179" w:line="259" w:lineRule="auto"/>
-        <w:ind w:left="0" w:firstLine="0"/>
-        <w:rPr>
-          <w:rFonts w:ascii="Arial" w:hAnsi="Arial" w:cs="Arial"/>
-          <w:szCs w:val="22"/>
-          <w:lang w:val="es-419"/>
-        </w:rPr>
-      </w:pPr>
-    </w:p>
-    <w:p>
-      <w:pPr>
-        <w:spacing w:after="0" w:line="259" w:lineRule="auto"/>
-        <w:ind w:left="0" w:firstLine="0"/>
-        <w:rPr>
-          <w:rFonts w:ascii="Arial" w:hAnsi="Arial" w:cs="Arial"/>
-          <w:szCs w:val="22"/>
-          <w:lang w:val="es-419"/>
-        </w:rPr>
-      </w:pPr>
       <w:r>
         <w:rPr>
           <w:rFonts w:ascii="Arial" w:hAnsi="Arial" w:cs="Arial"/>
@@ -1290,6 +1261,7 @@
           <w:sz w:val="24"/>
           <w:lang w:val="es-419"/>
         </w:rPr>
+        <w:lastRenderedPageBreak/>
         <w:t xml:space="preserve">Formación académica </w:t>
       </w:r>
     </w:p>
@@ -1939,6 +1911,155 @@
     </w:lvl>
   </w:abstractNum>
   <w:abstractNum w:abstractNumId="3" w15:restartNumberingAfterBreak="0">
+    <w:nsid w:val="26F371AB"/>
+    <w:multiLevelType w:val="multilevel"/>
+    <w:tmpl w:val="DDB65098"/>
+    <w:lvl w:ilvl="0">
+      <w:start w:val="1"/>
+      <w:numFmt w:val="bullet"/>
+      <w:lvlText w:val=""/>
+      <w:lvlJc w:val="left"/>
+      <w:pPr>
+        <w:tabs>
+          <w:tab w:val="num" w:pos="720"/>
+        </w:tabs>
+        <w:ind w:left="720" w:hanging="360"/>
+      </w:pPr>
+      <w:rPr>
+        <w:rFonts w:ascii="Symbol" w:hAnsi="Symbol" w:hint="default"/>
+        <w:sz w:val="20"/>
+      </w:rPr>
+    </w:lvl>
+    <w:lvl w:ilvl="1" w:tentative="1">
+      <w:start w:val="1"/>
+      <w:numFmt w:val="bullet"/>
+      <w:lvlText w:val="o"/>
+      <w:lvlJc w:val="left"/>
+      <w:pPr>
+        <w:tabs>
+          <w:tab w:val="num" w:pos="1440"/>
+        </w:tabs>
+        <w:ind w:left="1440" w:hanging="360"/>
+      </w:pPr>
+      <w:rPr>
+        <w:rFonts w:ascii="Courier New" w:hAnsi="Courier New" w:hint="default"/>
+        <w:sz w:val="20"/>
+      </w:rPr>
+    </w:lvl>
+    <w:lvl w:ilvl="2" w:tentative="1">
+      <w:start w:val="1"/>
+      <w:numFmt w:val="bullet"/>
+      <w:lvlText w:val=""/>
+      <w:lvlJc w:val="left"/>
+      <w:pPr>
+        <w:tabs>
+          <w:tab w:val="num" w:pos="2160"/>
+        </w:tabs>
+        <w:ind w:left="2160" w:hanging="360"/>
+      </w:pPr>
+      <w:rPr>
+        <w:rFonts w:ascii="Wingdings" w:hAnsi="Wingdings" w:hint="default"/>
+        <w:sz w:val="20"/>
+      </w:rPr>
+    </w:lvl>
+    <w:lvl w:ilvl="3" w:tentative="1">
+      <w:start w:val="1"/>
+      <w:numFmt w:val="bullet"/>
+      <w:lvlText w:val=""/>
+      <w:lvlJc w:val="left"/>
+      <w:pPr>
+        <w:tabs>
+          <w:tab w:val="num" w:pos="2880"/>
+        </w:tabs>
+        <w:ind w:left="2880" w:hanging="360"/>
+      </w:pPr>
+      <w:rPr>
+        <w:rFonts w:ascii="Wingdings" w:hAnsi="Wingdings" w:hint="default"/>
+        <w:sz w:val="20"/>
+      </w:rPr>
+    </w:lvl>
+    <w:lvl w:ilvl="4" w:tentative="1">
+      <w:start w:val="1"/>
+      <w:numFmt w:val="bullet"/>
+      <w:lvlText w:val=""/>
+      <w:lvlJc w:val="left"/>
+      <w:pPr>
+        <w:tabs>
+          <w:tab w:val="num" w:pos="3600"/>
+        </w:tabs>
+        <w:ind w:left="3600" w:hanging="360"/>
+      </w:pPr>
+      <w:rPr>
+        <w:rFonts w:ascii="Wingdings" w:hAnsi="Wingdings" w:hint="default"/>
+        <w:sz w:val="20"/>
+      </w:rPr>
+    </w:lvl>
+    <w:lvl w:ilvl="5" w:tentative="1">
+      <w:start w:val="1"/>
+      <w:numFmt w:val="bullet"/>
+      <w:lvlText w:val=""/>
+      <w:lvlJc w:val="left"/>
+      <w:pPr>
+        <w:tabs>
+          <w:tab w:val="num" w:pos="4320"/>
+        </w:tabs>
+        <w:ind w:left="4320" w:hanging="360"/>
+      </w:pPr>
+      <w:rPr>
+        <w:rFonts w:ascii="Wingdings" w:hAnsi="Wingdings" w:hint="default"/>
+        <w:sz w:val="20"/>
+      </w:rPr>
+    </w:lvl>
+    <w:lvl w:ilvl="6" w:tentative="1">
+      <w:start w:val="1"/>
+      <w:numFmt w:val="bullet"/>
+      <w:lvlText w:val=""/>
+      <w:lvlJc w:val="left"/>
+      <w:pPr>
+        <w:tabs>
+          <w:tab w:val="num" w:pos="5040"/>
+        </w:tabs>
+        <w:ind w:left="5040" w:hanging="360"/>
+      </w:pPr>
+      <w:rPr>
+        <w:rFonts w:ascii="Wingdings" w:hAnsi="Wingdings" w:hint="default"/>
+        <w:sz w:val="20"/>
+      </w:rPr>
+    </w:lvl>
+    <w:lvl w:ilvl="7" w:tentative="1">
+      <w:start w:val="1"/>
+      <w:numFmt w:val="bullet"/>
+      <w:lvlText w:val=""/>
+      <w:lvlJc w:val="left"/>
+      <w:pPr>
+        <w:tabs>
+          <w:tab w:val="num" w:pos="5760"/>
+        </w:tabs>
+        <w:ind w:left="5760" w:hanging="360"/>
+      </w:pPr>
+      <w:rPr>
+        <w:rFonts w:ascii="Wingdings" w:hAnsi="Wingdings" w:hint="default"/>
+        <w:sz w:val="20"/>
+      </w:rPr>
+    </w:lvl>
+    <w:lvl w:ilvl="8" w:tentative="1">
+      <w:start w:val="1"/>
+      <w:numFmt w:val="bullet"/>
+      <w:lvlText w:val=""/>
+      <w:lvlJc w:val="left"/>
+      <w:pPr>
+        <w:tabs>
+          <w:tab w:val="num" w:pos="6480"/>
+        </w:tabs>
+        <w:ind w:left="6480" w:hanging="360"/>
+      </w:pPr>
+      <w:rPr>
+        <w:rFonts w:ascii="Wingdings" w:hAnsi="Wingdings" w:hint="default"/>
+        <w:sz w:val="20"/>
+      </w:rPr>
+    </w:lvl>
+  </w:abstractNum>
+  <w:abstractNum w:abstractNumId="4" w15:restartNumberingAfterBreak="0">
     <w:nsid w:val="312F1918"/>
     <w:multiLevelType w:val="multilevel"/>
     <w:tmpl w:val="B2FA9EBC"/>
@@ -2087,7 +2208,7 @@
       </w:rPr>
     </w:lvl>
   </w:abstractNum>
-  <w:abstractNum w:abstractNumId="4" w15:restartNumberingAfterBreak="0">
+  <w:abstractNum w:abstractNumId="5" w15:restartNumberingAfterBreak="0">
     <w:nsid w:val="42F7471B"/>
     <w:multiLevelType w:val="hybridMultilevel"/>
     <w:tmpl w:val="3A7E4CF6"/>
@@ -2299,7 +2420,7 @@
       </w:rPr>
     </w:lvl>
   </w:abstractNum>
-  <w:abstractNum w:abstractNumId="5" w15:restartNumberingAfterBreak="0">
+  <w:abstractNum w:abstractNumId="6" w15:restartNumberingAfterBreak="0">
     <w:nsid w:val="46F602FC"/>
     <w:multiLevelType w:val="hybridMultilevel"/>
     <w:tmpl w:val="5486FB36"/>
@@ -2520,7 +2641,7 @@
       </w:rPr>
     </w:lvl>
   </w:abstractNum>
-  <w:abstractNum w:abstractNumId="6" w15:restartNumberingAfterBreak="0">
+  <w:abstractNum w:abstractNumId="7" w15:restartNumberingAfterBreak="0">
     <w:nsid w:val="47401A27"/>
     <w:multiLevelType w:val="hybridMultilevel"/>
     <w:tmpl w:val="A9409B38"/>
@@ -2732,7 +2853,7 @@
       </w:rPr>
     </w:lvl>
   </w:abstractNum>
-  <w:abstractNum w:abstractNumId="7" w15:restartNumberingAfterBreak="0">
+  <w:abstractNum w:abstractNumId="8" w15:restartNumberingAfterBreak="0">
     <w:nsid w:val="47A837D2"/>
     <w:multiLevelType w:val="multilevel"/>
     <w:tmpl w:val="42DC62F0"/>
@@ -2881,7 +3002,7 @@
       </w:rPr>
     </w:lvl>
   </w:abstractNum>
-  <w:abstractNum w:abstractNumId="8" w15:restartNumberingAfterBreak="0">
+  <w:abstractNum w:abstractNumId="9" w15:restartNumberingAfterBreak="0">
     <w:nsid w:val="4A89319A"/>
     <w:multiLevelType w:val="hybridMultilevel"/>
     <w:tmpl w:val="51361484"/>
@@ -3093,7 +3214,7 @@
       </w:rPr>
     </w:lvl>
   </w:abstractNum>
-  <w:abstractNum w:abstractNumId="9" w15:restartNumberingAfterBreak="0">
+  <w:abstractNum w:abstractNumId="10" w15:restartNumberingAfterBreak="0">
     <w:nsid w:val="5F8C5458"/>
     <w:multiLevelType w:val="multilevel"/>
     <w:tmpl w:val="E0C8E294"/>
@@ -3243,34 +3364,37 @@
     </w:lvl>
   </w:abstractNum>
   <w:num w:numId="1" w16cid:durableId="1650943279">
-    <w:abstractNumId w:val="6"/>
+    <w:abstractNumId w:val="7"/>
   </w:num>
   <w:num w:numId="2" w16cid:durableId="1736320565">
-    <w:abstractNumId w:val="4"/>
+    <w:abstractNumId w:val="5"/>
   </w:num>
   <w:num w:numId="3" w16cid:durableId="439111929">
-    <w:abstractNumId w:val="8"/>
+    <w:abstractNumId w:val="9"/>
   </w:num>
   <w:num w:numId="4" w16cid:durableId="1778329649">
     <w:abstractNumId w:val="0"/>
   </w:num>
   <w:num w:numId="5" w16cid:durableId="850532198">
-    <w:abstractNumId w:val="5"/>
+    <w:abstractNumId w:val="6"/>
   </w:num>
   <w:num w:numId="6" w16cid:durableId="1811510775">
-    <w:abstractNumId w:val="9"/>
+    <w:abstractNumId w:val="10"/>
   </w:num>
   <w:num w:numId="7" w16cid:durableId="249435669">
-    <w:abstractNumId w:val="3"/>
+    <w:abstractNumId w:val="4"/>
   </w:num>
   <w:num w:numId="8" w16cid:durableId="150684867">
-    <w:abstractNumId w:val="7"/>
+    <w:abstractNumId w:val="8"/>
   </w:num>
   <w:num w:numId="9" w16cid:durableId="1948779907">
     <w:abstractNumId w:val="2"/>
   </w:num>
   <w:num w:numId="10" w16cid:durableId="878476180">
     <w:abstractNumId w:val="1"/>
+  </w:num>
+  <w:num w:numId="11" w16cid:durableId="318270960">
+    <w:abstractNumId w:val="3"/>
   </w:num>
 </w:numbering>
 </file>
@@ -3704,6 +3828,28 @@
       <w:sz w:val="28"/>
     </w:rPr>
   </w:style>
+  <w:style w:type="paragraph" w:styleId="Heading3">
+    <w:name w:val="heading 3"/>
+    <w:basedOn w:val="Normal"/>
+    <w:next w:val="Normal"/>
+    <w:link w:val="Heading3Char"/>
+    <w:uiPriority w:val="9"/>
+    <w:semiHidden/>
+    <w:unhideWhenUsed/>
+    <w:qFormat/>
+    <w:rsid w:val="00682AFD"/>
+    <w:pPr>
+      <w:keepNext/>
+      <w:keepLines/>
+      <w:spacing w:before="40" w:after="0"/>
+      <w:outlineLvl w:val="2"/>
+    </w:pPr>
+    <w:rPr>
+      <w:rFonts w:asciiTheme="majorHAnsi" w:eastAsiaTheme="majorEastAsia" w:hAnsiTheme="majorHAnsi" w:cstheme="majorBidi"/>
+      <w:color w:val="0A2F40" w:themeColor="accent1" w:themeShade="7F"/>
+      <w:sz w:val="24"/>
+    </w:rPr>
+  </w:style>
   <w:style w:type="character" w:default="1" w:styleId="DefaultParagraphFont">
     <w:name w:val="Default Paragraph Font"/>
     <w:uiPriority w:val="1"/>
@@ -3775,6 +3921,18 @@
         <w:insideV w:val="single" w:sz="4" w:space="0" w:color="auto"/>
       </w:tblBorders>
     </w:tblPr>
+  </w:style>
+  <w:style w:type="character" w:customStyle="1" w:styleId="Heading3Char">
+    <w:name w:val="Heading 3 Char"/>
+    <w:basedOn w:val="DefaultParagraphFont"/>
+    <w:link w:val="Heading3"/>
+    <w:uiPriority w:val="9"/>
+    <w:semiHidden/>
+    <w:rsid w:val="00682AFD"/>
+    <w:rPr>
+      <w:rFonts w:asciiTheme="majorHAnsi" w:eastAsiaTheme="majorEastAsia" w:hAnsiTheme="majorHAnsi" w:cstheme="majorBidi"/>
+      <w:color w:val="0A2F40" w:themeColor="accent1" w:themeShade="7F"/>
+    </w:rPr>
   </w:style>
 </w:styles>
 </file>

--- a/cv/CV Walter Ramirez_ES.docx
+++ b/cv/CV Walter Ramirez_ES.docx
@@ -164,8 +164,42 @@
                 <w:szCs w:val="28"/>
                 <w:lang w:val="es-419"/>
               </w:rPr>
-              <w:t>Walter Edenilson Ramirez Deras</w:t>
+              <w:t xml:space="preserve">Walter </w:t>
             </w:r>
+            <w:proofErr w:type="spellStart"/>
+            <w:r>
+              <w:rPr>
+                <w:rFonts w:ascii="Arial" w:hAnsi="Arial" w:cs="Arial"/>
+                <w:color w:val="0F4761"/>
+                <w:sz w:val="28"/>
+                <w:szCs w:val="28"/>
+                <w:lang w:val="es-419"/>
+              </w:rPr>
+              <w:t>Edenilson</w:t>
+            </w:r>
+            <w:proofErr w:type="spellEnd"/>
+            <w:r>
+              <w:rPr>
+                <w:rFonts w:ascii="Arial" w:hAnsi="Arial" w:cs="Arial"/>
+                <w:color w:val="0F4761"/>
+                <w:sz w:val="28"/>
+                <w:szCs w:val="28"/>
+                <w:lang w:val="es-419"/>
+              </w:rPr>
+              <w:t xml:space="preserve"> Ramirez </w:t>
+            </w:r>
+            <w:proofErr w:type="spellStart"/>
+            <w:r>
+              <w:rPr>
+                <w:rFonts w:ascii="Arial" w:hAnsi="Arial" w:cs="Arial"/>
+                <w:color w:val="0F4761"/>
+                <w:sz w:val="28"/>
+                <w:szCs w:val="28"/>
+                <w:lang w:val="es-419"/>
+              </w:rPr>
+              <w:t>Deras</w:t>
+            </w:r>
+            <w:proofErr w:type="spellEnd"/>
           </w:p>
           <w:p>
             <w:pPr>
@@ -340,7 +374,25 @@
           <w:szCs w:val="22"/>
           <w:lang w:val="es-419"/>
         </w:rPr>
-        <w:t xml:space="preserve">Col. Marenco Calle #1 lote 17 y 35 • Jayaque, La Libertad • walterrd503@gmail.com• 76562084 </w:t>
+        <w:t xml:space="preserve">Col. Marenco Calle #1 lote 17 y 35 • </w:t>
+      </w:r>
+      <w:proofErr w:type="spellStart"/>
+      <w:r>
+        <w:rPr>
+          <w:rFonts w:ascii="Arial" w:hAnsi="Arial" w:cs="Arial"/>
+          <w:szCs w:val="22"/>
+          <w:lang w:val="es-419"/>
+        </w:rPr>
+        <w:t>Jayaque</w:t>
+      </w:r>
+      <w:proofErr w:type="spellEnd"/>
+      <w:r>
+        <w:rPr>
+          <w:rFonts w:ascii="Arial" w:hAnsi="Arial" w:cs="Arial"/>
+          <w:szCs w:val="22"/>
+          <w:lang w:val="es-419"/>
+        </w:rPr>
+        <w:t xml:space="preserve">, La Libertad • walterrd503@gmail.com• 76562084 </w:t>
       </w:r>
     </w:p>
     <w:p>
@@ -516,19 +568,62 @@
           <w:szCs w:val="22"/>
           <w:lang w:val="es-419"/>
         </w:rPr>
-        <w:t>Desarrollador de Software con sólida formación técnica y experiencia práctica en el ciclo completo de desarrollo web (Full Stack). Especializado en la creación de soluciones empresariales (ERP) y APIs RESTful escalables utilizando Laravel, Vue.js y MySQL. Apasionado por la arquitectura de software limpia, la automatización de procesos y el aprendizaje continuo de tecnologías emergentes como Docker y Nest.js.</w:t>
-      </w:r>
-    </w:p>
-    <w:p>
-      <w:pPr>
-        <w:spacing w:after="62" w:line="259" w:lineRule="auto"/>
-        <w:ind w:left="-29" w:right="-65" w:firstLine="0"/>
-        <w:rPr>
-          <w:rFonts w:ascii="Arial" w:hAnsi="Arial" w:cs="Arial"/>
-          <w:szCs w:val="22"/>
-          <w:lang w:val="es-419"/>
-        </w:rPr>
-      </w:pPr>
+        <w:t xml:space="preserve">Desarrollador de Software con experiencia práctica en el ciclo completo de desarrollo web (Full Stack). Orientado a la creación de soluciones empresariales y </w:t>
+      </w:r>
+      <w:proofErr w:type="spellStart"/>
+      <w:r>
+        <w:rPr>
+          <w:rFonts w:ascii="Arial" w:hAnsi="Arial" w:cs="Arial"/>
+          <w:szCs w:val="22"/>
+          <w:lang w:val="es-419"/>
+        </w:rPr>
+        <w:t>APIs</w:t>
+      </w:r>
+      <w:proofErr w:type="spellEnd"/>
+      <w:r>
+        <w:rPr>
+          <w:rFonts w:ascii="Arial" w:hAnsi="Arial" w:cs="Arial"/>
+          <w:szCs w:val="22"/>
+          <w:lang w:val="es-419"/>
+        </w:rPr>
+        <w:t xml:space="preserve"> </w:t>
+      </w:r>
+      <w:proofErr w:type="spellStart"/>
+      <w:r>
+        <w:rPr>
+          <w:rFonts w:ascii="Arial" w:hAnsi="Arial" w:cs="Arial"/>
+          <w:szCs w:val="22"/>
+          <w:lang w:val="es-419"/>
+        </w:rPr>
+        <w:t>RESTful</w:t>
+      </w:r>
+      <w:proofErr w:type="spellEnd"/>
+      <w:r>
+        <w:rPr>
+          <w:rFonts w:ascii="Arial" w:hAnsi="Arial" w:cs="Arial"/>
+          <w:szCs w:val="22"/>
+          <w:lang w:val="es-419"/>
+        </w:rPr>
+        <w:t xml:space="preserve"> mediante Laravel, Vue.js y bases de datos relacionales. Cuento con capacidad de adaptación para integrarme a nuevos entornos operativos, priorizando la arquitectura limpia, la automatización de procesos internos y la validación funcional del código. Dispuesto al aprendizaje continuo de nuevas herramientas y tecnologías como Docker y </w:t>
+      </w:r>
+      <w:proofErr w:type="spellStart"/>
+      <w:r>
+        <w:rPr>
+          <w:rFonts w:ascii="Arial" w:hAnsi="Arial" w:cs="Arial"/>
+          <w:szCs w:val="22"/>
+          <w:lang w:val="es-419"/>
+        </w:rPr>
+        <w:t>NestJS</w:t>
+      </w:r>
+      <w:proofErr w:type="spellEnd"/>
+      <w:r>
+        <w:rPr>
+          <w:rFonts w:ascii="Arial" w:hAnsi="Arial" w:cs="Arial"/>
+          <w:szCs w:val="22"/>
+          <w:lang w:val="es-419"/>
+        </w:rPr>
+        <w:t>.</w:t>
+      </w:r>
     </w:p>
     <w:p>
       <w:pPr>
@@ -574,14 +669,25 @@
           <w:lang w:val="es-419"/>
         </w:rPr>
       </w:pPr>
-      <w:r>
-        <w:rPr>
-          <w:rFonts w:ascii="Arial" w:hAnsi="Arial" w:cs="Arial"/>
-          <w:sz w:val="22"/>
-          <w:szCs w:val="22"/>
-          <w:lang w:val="es-419"/>
-        </w:rPr>
-        <w:t>Backend: PHP (Laravel), C#, Node.js (Conceptos), Python (Básico).</w:t>
+      <w:proofErr w:type="spellStart"/>
+      <w:r>
+        <w:rPr>
+          <w:rFonts w:ascii="Arial" w:hAnsi="Arial" w:cs="Arial"/>
+          <w:sz w:val="22"/>
+          <w:szCs w:val="22"/>
+          <w:lang w:val="es-419"/>
+        </w:rPr>
+        <w:t>Backend</w:t>
+      </w:r>
+      <w:proofErr w:type="spellEnd"/>
+      <w:r>
+        <w:rPr>
+          <w:rFonts w:ascii="Arial" w:hAnsi="Arial" w:cs="Arial"/>
+          <w:sz w:val="22"/>
+          <w:szCs w:val="22"/>
+          <w:lang w:val="es-419"/>
+        </w:rPr>
+        <w:t>: PHP (Laravel), C#, Node.js (Conceptos), Python (Básico).</w:t>
       </w:r>
     </w:p>
     <w:p>
@@ -599,7 +705,25 @@
           <w:sz w:val="22"/>
           <w:szCs w:val="22"/>
         </w:rPr>
-        <w:t>Frontend: JavaScript (Vue.js, TypeScript), HTML5, CSS3, Bootstrap.</w:t>
+        <w:t xml:space="preserve">Frontend: JavaScript, TypeScript, Vue.js (Vue Router, </w:t>
+      </w:r>
+      <w:proofErr w:type="spellStart"/>
+      <w:r>
+        <w:rPr>
+          <w:rFonts w:ascii="Arial" w:hAnsi="Arial" w:cs="Arial"/>
+          <w:sz w:val="22"/>
+          <w:szCs w:val="22"/>
+        </w:rPr>
+        <w:t>Pinia</w:t>
+      </w:r>
+      <w:proofErr w:type="spellEnd"/>
+      <w:r>
+        <w:rPr>
+          <w:rFonts w:ascii="Arial" w:hAnsi="Arial" w:cs="Arial"/>
+          <w:sz w:val="22"/>
+          <w:szCs w:val="22"/>
+        </w:rPr>
+        <w:t>), Tailwind CSS, Bootstrap, HTML5, CSS3.</w:t>
       </w:r>
     </w:p>
     <w:p>
@@ -619,7 +743,7 @@
           <w:szCs w:val="22"/>
           <w:lang w:val="es-419"/>
         </w:rPr>
-        <w:t>Bases de Datos: Diseño y optimización en MySQL, SQL Server y PostgreSQL. MongoDB (Básico).</w:t>
+        <w:t>Bases de Datos: MySQL, SQL Server, PostgreSQL, Dexie.js (Local Storage), MongoDB (Básico).</w:t>
       </w:r>
     </w:p>
     <w:p>
@@ -639,7 +763,27 @@
           <w:szCs w:val="22"/>
           <w:lang w:val="es-419"/>
         </w:rPr>
-        <w:t>Herramientas y DevOps: Git (Avanzado), GitHub, Docker, Visual Studio Code, Postman.</w:t>
+        <w:t xml:space="preserve">Herramientas y </w:t>
+      </w:r>
+      <w:proofErr w:type="spellStart"/>
+      <w:r>
+        <w:rPr>
+          <w:rFonts w:ascii="Arial" w:hAnsi="Arial" w:cs="Arial"/>
+          <w:sz w:val="22"/>
+          <w:szCs w:val="22"/>
+          <w:lang w:val="es-419"/>
+        </w:rPr>
+        <w:t>Testing</w:t>
+      </w:r>
+      <w:proofErr w:type="spellEnd"/>
+      <w:r>
+        <w:rPr>
+          <w:rFonts w:ascii="Arial" w:hAnsi="Arial" w:cs="Arial"/>
+          <w:sz w:val="22"/>
+          <w:szCs w:val="22"/>
+          <w:lang w:val="es-419"/>
+        </w:rPr>
+        <w:t>: Git, GitHub, Postman (Pruebas de API), Docker, Axios, XAMPP, Visual Studio Code.</w:t>
       </w:r>
     </w:p>
     <w:p>
@@ -659,19 +803,8 @@
           <w:szCs w:val="22"/>
           <w:lang w:val="es-419"/>
         </w:rPr>
-        <w:t xml:space="preserve">Sistemas: Administración básica de servidores Linux/Windows (SSH, FTP). </w:t>
-      </w:r>
-    </w:p>
-    <w:p>
-      <w:pPr>
-        <w:pStyle w:val="NormalWeb"/>
-        <w:rPr>
-          <w:rFonts w:ascii="Arial" w:hAnsi="Arial" w:cs="Arial"/>
-          <w:sz w:val="22"/>
-          <w:szCs w:val="22"/>
-          <w:lang w:val="es-419"/>
-        </w:rPr>
-      </w:pPr>
+        <w:t>Sistemas: Administración básica de servidores Linux/Windows (SSH, FTP).</w:t>
+      </w:r>
     </w:p>
     <w:p>
       <w:pPr>
@@ -918,7 +1051,7 @@
           <w:szCs w:val="22"/>
           <w:lang w:val="es-419"/>
         </w:rPr>
-        <w:t>Gestioné el despliegue del sistema en un entorno de producción, garantizando su disponibilidad y estabilidad.</w:t>
+        <w:t>Ejecuté pruebas de funcionamiento previas al despliegue del sistema en un entorno de producción, garantizando su disponibilidad y estabilidad.</w:t>
       </w:r>
     </w:p>
     <w:p>
@@ -940,31 +1073,54 @@
         </w:rPr>
         <w:t>Representante de Servicio al Cliente | TELUS Digital</w:t>
       </w:r>
-    </w:p>
-    <w:p>
-      <w:pPr>
-        <w:pStyle w:val="NormalWeb"/>
-        <w:rPr>
-          <w:rFonts w:ascii="Arial" w:hAnsi="Arial" w:cs="Arial"/>
-          <w:sz w:val="22"/>
-          <w:szCs w:val="22"/>
-        </w:rPr>
-      </w:pPr>
-      <w:r>
-        <w:rPr>
-          <w:rFonts w:ascii="Arial" w:hAnsi="Arial" w:cs="Arial"/>
-          <w:sz w:val="22"/>
-          <w:szCs w:val="22"/>
+      <w:r>
+        <w:rPr>
+          <w:rFonts w:ascii="Arial" w:hAnsi="Arial" w:cs="Arial"/>
+          <w:sz w:val="22"/>
+          <w:szCs w:val="22"/>
+          <w:lang w:val="es-419"/>
+        </w:rPr>
+        <w:t xml:space="preserve">                                                         </w:t>
+      </w:r>
+      <w:proofErr w:type="gramStart"/>
+      <w:r>
+        <w:rPr>
+          <w:rFonts w:ascii="Arial" w:hAnsi="Arial" w:cs="Arial"/>
+          <w:sz w:val="22"/>
+          <w:szCs w:val="22"/>
+          <w:lang w:val="es-419"/>
         </w:rPr>
         <w:t>Febrero</w:t>
       </w:r>
-      <w:r>
-        <w:rPr>
-          <w:rFonts w:ascii="Arial" w:hAnsi="Arial" w:cs="Arial"/>
-          <w:sz w:val="22"/>
-          <w:szCs w:val="22"/>
-        </w:rPr>
-        <w:t xml:space="preserve"> 2026 – Actualidad</w:t>
+      <w:proofErr w:type="gramEnd"/>
+      <w:r>
+        <w:rPr>
+          <w:rFonts w:ascii="Arial" w:hAnsi="Arial" w:cs="Arial"/>
+          <w:sz w:val="22"/>
+          <w:szCs w:val="22"/>
+          <w:lang w:val="es-419"/>
+        </w:rPr>
+        <w:t xml:space="preserve"> 2026 – </w:t>
+      </w:r>
+      <w:proofErr w:type="gramStart"/>
+      <w:r>
+        <w:rPr>
+          <w:rFonts w:ascii="Arial" w:hAnsi="Arial" w:cs="Arial"/>
+          <w:sz w:val="22"/>
+          <w:szCs w:val="22"/>
+          <w:lang w:val="es-419"/>
+        </w:rPr>
+        <w:t>Junio</w:t>
+      </w:r>
+      <w:proofErr w:type="gramEnd"/>
+      <w:r>
+        <w:rPr>
+          <w:rFonts w:ascii="Arial" w:hAnsi="Arial" w:cs="Arial"/>
+          <w:sz w:val="22"/>
+          <w:szCs w:val="22"/>
+          <w:lang w:val="es-419"/>
+        </w:rPr>
+        <w:t xml:space="preserve"> 2026</w:t>
       </w:r>
     </w:p>
     <w:p>
@@ -988,7 +1144,7 @@
           <w:szCs w:val="22"/>
           <w:lang w:val="es-419"/>
         </w:rPr>
-        <w:t xml:space="preserve">Brindé soporte a clientes a través de llamadas entrantes para consultas relacionadas con productos y servicios bancarios. </w:t>
+        <w:t>Brindé soporte a clientes a través de llamadas entrantes para consultas relacionadas con productos y servicios bancarios.</w:t>
       </w:r>
     </w:p>
     <w:p>
@@ -1012,7 +1168,16 @@
           <w:szCs w:val="22"/>
           <w:lang w:val="es-419"/>
         </w:rPr>
-        <w:t xml:space="preserve">Verifiqué la identidad de los clientes siguiendo protocolos de seguridad y cumplimiento normativo. </w:t>
+        <w:t>Ejecuté protocolos estrictos de seguridad, cumplimiento normativo y verificación de identidad para prevenir discrepancias en las cuentas.</w:t>
+      </w:r>
+      <w:r>
+        <w:rPr>
+          <w:rFonts w:ascii="Arial" w:hAnsi="Arial" w:cs="Arial"/>
+          <w:sz w:val="22"/>
+          <w:szCs w:val="22"/>
+          <w:lang w:val="es-419"/>
+        </w:rPr>
+        <w:t xml:space="preserve"> </w:t>
       </w:r>
     </w:p>
     <w:p>
@@ -1097,6 +1262,191 @@
           <w:lang w:val="es-419"/>
         </w:rPr>
       </w:pPr>
+      <w:r>
+        <w:rPr>
+          <w:rFonts w:ascii="Arial" w:hAnsi="Arial" w:cs="Arial"/>
+          <w:sz w:val="22"/>
+          <w:szCs w:val="22"/>
+          <w:lang w:val="es-419"/>
+        </w:rPr>
+        <w:t xml:space="preserve">Analista de Monitoreo y Desarrollo de Sistemas | Lucas Monitoring </w:t>
+      </w:r>
+      <w:proofErr w:type="spellStart"/>
+      <w:r>
+        <w:rPr>
+          <w:rFonts w:ascii="Arial" w:hAnsi="Arial" w:cs="Arial"/>
+          <w:sz w:val="22"/>
+          <w:szCs w:val="22"/>
+          <w:lang w:val="es-419"/>
+        </w:rPr>
+        <w:t>Solutions</w:t>
+      </w:r>
+      <w:proofErr w:type="spellEnd"/>
+      <w:r>
+        <w:rPr>
+          <w:rFonts w:ascii="Arial" w:hAnsi="Arial" w:cs="Arial"/>
+          <w:sz w:val="22"/>
+          <w:szCs w:val="22"/>
+          <w:lang w:val="es-419"/>
+        </w:rPr>
+        <w:t xml:space="preserve"> </w:t>
+      </w:r>
+      <w:r>
+        <w:rPr>
+          <w:rFonts w:ascii="Arial" w:hAnsi="Arial" w:cs="Arial"/>
+          <w:sz w:val="22"/>
+          <w:szCs w:val="22"/>
+          <w:lang w:val="es-419"/>
+        </w:rPr>
+        <w:t xml:space="preserve">                      </w:t>
+      </w:r>
+      <w:r>
+        <w:rPr>
+          <w:rFonts w:ascii="Arial" w:hAnsi="Arial" w:cs="Arial"/>
+          <w:i/>
+          <w:iCs/>
+          <w:sz w:val="22"/>
+          <w:szCs w:val="22"/>
+          <w:lang w:val="es-419"/>
+        </w:rPr>
+        <w:t>Julio 2026 – Presente</w:t>
+      </w:r>
+    </w:p>
+    <w:p>
+      <w:pPr>
+        <w:pStyle w:val="NormalWeb"/>
+        <w:numPr>
+          <w:ilvl w:val="0"/>
+          <w:numId w:val="12"/>
+        </w:numPr>
+        <w:rPr>
+          <w:rFonts w:ascii="Arial" w:hAnsi="Arial" w:cs="Arial"/>
+          <w:sz w:val="22"/>
+          <w:szCs w:val="22"/>
+          <w:lang w:val="es-419"/>
+        </w:rPr>
+      </w:pPr>
+      <w:r>
+        <w:rPr>
+          <w:rFonts w:ascii="Arial" w:hAnsi="Arial" w:cs="Arial"/>
+          <w:sz w:val="22"/>
+          <w:szCs w:val="22"/>
+          <w:lang w:val="es-419"/>
+        </w:rPr>
+        <w:t xml:space="preserve">Ejecuto auditorías retrospectivas y monitoreo en tiempo real de transacciones en plataformas de entrega (ej. Uber </w:t>
+      </w:r>
+      <w:proofErr w:type="spellStart"/>
+      <w:r>
+        <w:rPr>
+          <w:rFonts w:ascii="Arial" w:hAnsi="Arial" w:cs="Arial"/>
+          <w:sz w:val="22"/>
+          <w:szCs w:val="22"/>
+          <w:lang w:val="es-419"/>
+        </w:rPr>
+        <w:t>Eats</w:t>
+      </w:r>
+      <w:proofErr w:type="spellEnd"/>
+      <w:r>
+        <w:rPr>
+          <w:rFonts w:ascii="Arial" w:hAnsi="Arial" w:cs="Arial"/>
+          <w:sz w:val="22"/>
+          <w:szCs w:val="22"/>
+          <w:lang w:val="es-419"/>
+        </w:rPr>
+        <w:t>) para identificar y documentar anomalías operativas o problemas de ventas.</w:t>
+      </w:r>
+    </w:p>
+    <w:p>
+      <w:pPr>
+        <w:pStyle w:val="NormalWeb"/>
+        <w:numPr>
+          <w:ilvl w:val="0"/>
+          <w:numId w:val="12"/>
+        </w:numPr>
+        <w:rPr>
+          <w:rFonts w:ascii="Arial" w:hAnsi="Arial" w:cs="Arial"/>
+          <w:sz w:val="22"/>
+          <w:szCs w:val="22"/>
+          <w:lang w:val="es-419"/>
+        </w:rPr>
+      </w:pPr>
+      <w:r>
+        <w:rPr>
+          <w:rFonts w:ascii="Arial" w:hAnsi="Arial" w:cs="Arial"/>
+          <w:sz w:val="22"/>
+          <w:szCs w:val="22"/>
+          <w:lang w:val="es-419"/>
+        </w:rPr>
+        <w:t>Desarrollo e implemento herramientas y sistemas internos diseñados para automatizar tareas repetitivas y optimizar el flujo de trabajo del equipo de monitoreo.</w:t>
+      </w:r>
+    </w:p>
+    <w:p>
+      <w:pPr>
+        <w:pStyle w:val="NormalWeb"/>
+        <w:numPr>
+          <w:ilvl w:val="0"/>
+          <w:numId w:val="12"/>
+        </w:numPr>
+        <w:rPr>
+          <w:rFonts w:ascii="Arial" w:hAnsi="Arial" w:cs="Arial"/>
+          <w:sz w:val="22"/>
+          <w:szCs w:val="22"/>
+          <w:lang w:val="es-419"/>
+        </w:rPr>
+      </w:pPr>
+      <w:r>
+        <w:rPr>
+          <w:rFonts w:ascii="Arial" w:hAnsi="Arial" w:cs="Arial"/>
+          <w:sz w:val="22"/>
+          <w:szCs w:val="22"/>
+          <w:lang w:val="es-419"/>
+        </w:rPr>
+        <w:t>Elaboro bitácoras detalladas de sucesos y reportes de incidencias para asegurar la trazabilidad de los errores y facilitar su resolución.</w:t>
+      </w:r>
+    </w:p>
+    <w:p>
+      <w:pPr>
+        <w:pStyle w:val="NormalWeb"/>
+        <w:rPr>
+          <w:rFonts w:ascii="Arial" w:hAnsi="Arial" w:cs="Arial"/>
+          <w:sz w:val="22"/>
+          <w:szCs w:val="22"/>
+          <w:lang w:val="es-419"/>
+        </w:rPr>
+      </w:pPr>
+    </w:p>
+    <w:p>
+      <w:pPr>
+        <w:pStyle w:val="NormalWeb"/>
+        <w:rPr>
+          <w:rFonts w:ascii="Arial" w:hAnsi="Arial" w:cs="Arial"/>
+          <w:sz w:val="22"/>
+          <w:szCs w:val="22"/>
+          <w:lang w:val="es-419"/>
+        </w:rPr>
+      </w:pPr>
+    </w:p>
+    <w:p>
+      <w:pPr>
+        <w:pStyle w:val="NormalWeb"/>
+        <w:rPr>
+          <w:rFonts w:ascii="Arial" w:hAnsi="Arial" w:cs="Arial"/>
+          <w:sz w:val="22"/>
+          <w:szCs w:val="22"/>
+          <w:lang w:val="es-419"/>
+        </w:rPr>
+      </w:pPr>
+    </w:p>
+    <w:p>
+      <w:pPr>
+        <w:pStyle w:val="NormalWeb"/>
+        <w:rPr>
+          <w:rFonts w:ascii="Arial" w:hAnsi="Arial" w:cs="Arial"/>
+          <w:sz w:val="22"/>
+          <w:szCs w:val="22"/>
+          <w:lang w:val="es-419"/>
+        </w:rPr>
+      </w:pPr>
     </w:p>
     <w:p>
       <w:pPr>
@@ -1118,6 +1468,7 @@
           <w:sz w:val="24"/>
           <w:lang w:val="es-419"/>
         </w:rPr>
+        <w:lastRenderedPageBreak/>
         <w:t xml:space="preserve">Proyectos Destacados  </w:t>
       </w:r>
     </w:p>
@@ -1141,17 +1492,19 @@
       <w:r>
         <w:rPr>
           <w:rFonts w:ascii="Arial" w:hAnsi="Arial" w:cs="Arial"/>
-          <w:szCs w:val="22"/>
-          <w:lang w:val="es-419"/>
-        </w:rPr>
-        <w:t>API de Recetas de Cocina (Proyecto Personal)</w:t>
+          <w:b/>
+          <w:bCs/>
+          <w:szCs w:val="22"/>
+          <w:lang w:val="es-419"/>
+        </w:rPr>
+        <w:t>Enterprise WFM &amp; Time Tracker (Proyecto Personal)</w:t>
       </w:r>
     </w:p>
     <w:p>
       <w:pPr>
         <w:numPr>
           <w:ilvl w:val="0"/>
-          <w:numId w:val="7"/>
+          <w:numId w:val="16"/>
         </w:numPr>
         <w:spacing w:after="179" w:line="259" w:lineRule="auto"/>
         <w:rPr>
@@ -1166,14 +1519,14 @@
           <w:szCs w:val="22"/>
           <w:lang w:val="es-419"/>
         </w:rPr>
-        <w:t>Desarrollo de una API RESTful robusta con Laravel para la gestión de recetas e ingredientes.</w:t>
+        <w:t>Plataforma de gestión laboral desarrollada en Laravel y MySQL.</w:t>
       </w:r>
     </w:p>
     <w:p>
       <w:pPr>
         <w:numPr>
           <w:ilvl w:val="0"/>
-          <w:numId w:val="7"/>
+          <w:numId w:val="16"/>
         </w:numPr>
         <w:spacing w:after="179" w:line="259" w:lineRule="auto"/>
         <w:rPr>
@@ -1188,7 +1541,7 @@
           <w:szCs w:val="22"/>
           <w:lang w:val="es-419"/>
         </w:rPr>
-        <w:t>Integración con un frontend dinámico en Vue.js, permitiendo actualizaciones en tiempo real sin recargar la página.</w:t>
+        <w:t>Implementación de lógica para auditoría de turnos y protección de bases de datos contra concurrencias, asegurando reportes de nómina precisos.</w:t>
       </w:r>
     </w:p>
     <w:p>
@@ -1198,23 +1551,23 @@
         <w:rPr>
           <w:rFonts w:ascii="Arial" w:hAnsi="Arial" w:cs="Arial"/>
           <w:szCs w:val="22"/>
-          <w:lang w:val="es-419"/>
-        </w:rPr>
-      </w:pPr>
-      <w:r>
-        <w:rPr>
-          <w:rFonts w:ascii="Arial" w:hAnsi="Arial" w:cs="Arial"/>
-          <w:szCs w:val="22"/>
-          <w:lang w:val="es-419"/>
-        </w:rPr>
-        <w:t>Sistema de Inventario (Proyecto Académico)</w:t>
+        </w:rPr>
+      </w:pPr>
+      <w:r>
+        <w:rPr>
+          <w:rFonts w:ascii="Arial" w:hAnsi="Arial" w:cs="Arial"/>
+          <w:b/>
+          <w:bCs/>
+          <w:szCs w:val="22"/>
+        </w:rPr>
+        <w:t>Nutri Time - Plataforma Web Full Stack (Proyecto Personal)</w:t>
       </w:r>
     </w:p>
     <w:p>
       <w:pPr>
         <w:numPr>
           <w:ilvl w:val="0"/>
-          <w:numId w:val="8"/>
+          <w:numId w:val="17"/>
         </w:numPr>
         <w:spacing w:after="179" w:line="259" w:lineRule="auto"/>
         <w:rPr>
@@ -1229,16 +1582,256 @@
           <w:szCs w:val="22"/>
           <w:lang w:val="es-419"/>
         </w:rPr>
-        <w:t>Aplicación de escritorio desarrollada en C# y SQL Server para el control de stock, proveedores y ventas, aplicando Programación Orientada a Objetos (POO).</w:t>
-      </w:r>
-      <w:r>
-        <w:rPr>
-          <w:rFonts w:ascii="Arial" w:hAnsi="Arial" w:cs="Arial"/>
-          <w:szCs w:val="22"/>
-          <w:lang w:val="es-419"/>
-        </w:rPr>
-        <w:t xml:space="preserve"> </w:t>
-      </w:r>
+        <w:t xml:space="preserve">Desarrollo integral de una plataforma interactiva, separando la lógica de negocio en una API </w:t>
+      </w:r>
+      <w:proofErr w:type="spellStart"/>
+      <w:r>
+        <w:rPr>
+          <w:rFonts w:ascii="Arial" w:hAnsi="Arial" w:cs="Arial"/>
+          <w:szCs w:val="22"/>
+          <w:lang w:val="es-419"/>
+        </w:rPr>
+        <w:t>RESTful</w:t>
+      </w:r>
+      <w:proofErr w:type="spellEnd"/>
+      <w:r>
+        <w:rPr>
+          <w:rFonts w:ascii="Arial" w:hAnsi="Arial" w:cs="Arial"/>
+          <w:szCs w:val="22"/>
+          <w:lang w:val="es-419"/>
+        </w:rPr>
+        <w:t xml:space="preserve"> robusta (Laravel, MySQL) y una interfaz de usuario dinámica (Vue.js, </w:t>
+      </w:r>
+      <w:proofErr w:type="spellStart"/>
+      <w:r>
+        <w:rPr>
+          <w:rFonts w:ascii="Arial" w:hAnsi="Arial" w:cs="Arial"/>
+          <w:szCs w:val="22"/>
+          <w:lang w:val="es-419"/>
+        </w:rPr>
+        <w:t>Tailwind</w:t>
+      </w:r>
+      <w:proofErr w:type="spellEnd"/>
+      <w:r>
+        <w:rPr>
+          <w:rFonts w:ascii="Arial" w:hAnsi="Arial" w:cs="Arial"/>
+          <w:szCs w:val="22"/>
+          <w:lang w:val="es-419"/>
+        </w:rPr>
+        <w:t xml:space="preserve"> CSS).</w:t>
+      </w:r>
+    </w:p>
+    <w:p>
+      <w:pPr>
+        <w:numPr>
+          <w:ilvl w:val="0"/>
+          <w:numId w:val="17"/>
+        </w:numPr>
+        <w:spacing w:after="179" w:line="259" w:lineRule="auto"/>
+        <w:rPr>
+          <w:rFonts w:ascii="Arial" w:hAnsi="Arial" w:cs="Arial"/>
+          <w:szCs w:val="22"/>
+          <w:lang w:val="es-419"/>
+        </w:rPr>
+      </w:pPr>
+      <w:r>
+        <w:rPr>
+          <w:rFonts w:ascii="Arial" w:hAnsi="Arial" w:cs="Arial"/>
+          <w:szCs w:val="22"/>
+          <w:lang w:val="es-419"/>
+        </w:rPr>
+        <w:t>Implementación de operaciones CRUD, sistema de autenticación seguro y consumo eficiente de datos mediante Axios sin recarga de página.</w:t>
+      </w:r>
+    </w:p>
+    <w:p>
+      <w:pPr>
+        <w:spacing w:after="179" w:line="259" w:lineRule="auto"/>
+        <w:ind w:left="0" w:firstLine="0"/>
+        <w:rPr>
+          <w:rFonts w:ascii="Arial" w:hAnsi="Arial" w:cs="Arial"/>
+          <w:szCs w:val="22"/>
+        </w:rPr>
+      </w:pPr>
+      <w:proofErr w:type="spellStart"/>
+      <w:r>
+        <w:rPr>
+          <w:rFonts w:ascii="Arial" w:hAnsi="Arial" w:cs="Arial"/>
+          <w:b/>
+          <w:bCs/>
+          <w:szCs w:val="22"/>
+        </w:rPr>
+        <w:t>LifeOS</w:t>
+      </w:r>
+      <w:proofErr w:type="spellEnd"/>
+      <w:r>
+        <w:rPr>
+          <w:rFonts w:ascii="Arial" w:hAnsi="Arial" w:cs="Arial"/>
+          <w:b/>
+          <w:bCs/>
+          <w:szCs w:val="22"/>
+        </w:rPr>
+        <w:t xml:space="preserve"> Daily Planner (Proyecto Personal)</w:t>
+      </w:r>
+    </w:p>
+    <w:p>
+      <w:pPr>
+        <w:numPr>
+          <w:ilvl w:val="0"/>
+          <w:numId w:val="18"/>
+        </w:numPr>
+        <w:spacing w:after="179" w:line="259" w:lineRule="auto"/>
+        <w:rPr>
+          <w:rFonts w:ascii="Arial" w:hAnsi="Arial" w:cs="Arial"/>
+          <w:szCs w:val="22"/>
+          <w:lang w:val="es-419"/>
+        </w:rPr>
+      </w:pPr>
+      <w:r>
+        <w:rPr>
+          <w:rFonts w:ascii="Arial" w:hAnsi="Arial" w:cs="Arial"/>
+          <w:szCs w:val="22"/>
+          <w:lang w:val="es-419"/>
+        </w:rPr>
+        <w:t xml:space="preserve">Aplicación de planificación diaria construida con Vue 3, </w:t>
+      </w:r>
+      <w:proofErr w:type="spellStart"/>
+      <w:r>
+        <w:rPr>
+          <w:rFonts w:ascii="Arial" w:hAnsi="Arial" w:cs="Arial"/>
+          <w:szCs w:val="22"/>
+          <w:lang w:val="es-419"/>
+        </w:rPr>
+        <w:t>TypeScript</w:t>
+      </w:r>
+      <w:proofErr w:type="spellEnd"/>
+      <w:r>
+        <w:rPr>
+          <w:rFonts w:ascii="Arial" w:hAnsi="Arial" w:cs="Arial"/>
+          <w:szCs w:val="22"/>
+          <w:lang w:val="es-419"/>
+        </w:rPr>
+        <w:t xml:space="preserve"> y </w:t>
+      </w:r>
+      <w:proofErr w:type="spellStart"/>
+      <w:r>
+        <w:rPr>
+          <w:rFonts w:ascii="Arial" w:hAnsi="Arial" w:cs="Arial"/>
+          <w:szCs w:val="22"/>
+          <w:lang w:val="es-419"/>
+        </w:rPr>
+        <w:t>Tailwind</w:t>
+      </w:r>
+      <w:proofErr w:type="spellEnd"/>
+      <w:r>
+        <w:rPr>
+          <w:rFonts w:ascii="Arial" w:hAnsi="Arial" w:cs="Arial"/>
+          <w:szCs w:val="22"/>
+          <w:lang w:val="es-419"/>
+        </w:rPr>
+        <w:t xml:space="preserve"> CSS.</w:t>
+      </w:r>
+    </w:p>
+    <w:p>
+      <w:pPr>
+        <w:numPr>
+          <w:ilvl w:val="0"/>
+          <w:numId w:val="18"/>
+        </w:numPr>
+        <w:spacing w:after="179" w:line="259" w:lineRule="auto"/>
+        <w:rPr>
+          <w:rFonts w:ascii="Arial" w:hAnsi="Arial" w:cs="Arial"/>
+          <w:szCs w:val="22"/>
+          <w:lang w:val="es-419"/>
+        </w:rPr>
+      </w:pPr>
+      <w:r>
+        <w:rPr>
+          <w:rFonts w:ascii="Arial" w:hAnsi="Arial" w:cs="Arial"/>
+          <w:szCs w:val="22"/>
+          <w:lang w:val="es-419"/>
+        </w:rPr>
+        <w:t xml:space="preserve">Arquitectura </w:t>
+      </w:r>
+      <w:r>
+        <w:rPr>
+          <w:rFonts w:ascii="Arial" w:hAnsi="Arial" w:cs="Arial"/>
+          <w:i/>
+          <w:iCs/>
+          <w:szCs w:val="22"/>
+          <w:lang w:val="es-419"/>
+        </w:rPr>
+        <w:t>local-</w:t>
+      </w:r>
+      <w:proofErr w:type="spellStart"/>
+      <w:r>
+        <w:rPr>
+          <w:rFonts w:ascii="Arial" w:hAnsi="Arial" w:cs="Arial"/>
+          <w:i/>
+          <w:iCs/>
+          <w:szCs w:val="22"/>
+          <w:lang w:val="es-419"/>
+        </w:rPr>
+        <w:t>first</w:t>
+      </w:r>
+      <w:proofErr w:type="spellEnd"/>
+      <w:r>
+        <w:rPr>
+          <w:rFonts w:ascii="Arial" w:hAnsi="Arial" w:cs="Arial"/>
+          <w:szCs w:val="22"/>
+          <w:lang w:val="es-419"/>
+        </w:rPr>
+        <w:t xml:space="preserve"> utilizando Dexie.js y </w:t>
+      </w:r>
+      <w:proofErr w:type="spellStart"/>
+      <w:r>
+        <w:rPr>
+          <w:rFonts w:ascii="Arial" w:hAnsi="Arial" w:cs="Arial"/>
+          <w:szCs w:val="22"/>
+          <w:lang w:val="es-419"/>
+        </w:rPr>
+        <w:t>Pinia</w:t>
+      </w:r>
+      <w:proofErr w:type="spellEnd"/>
+      <w:r>
+        <w:rPr>
+          <w:rFonts w:ascii="Arial" w:hAnsi="Arial" w:cs="Arial"/>
+          <w:szCs w:val="22"/>
+          <w:lang w:val="es-419"/>
+        </w:rPr>
+        <w:t xml:space="preserve"> para garantizar el rendimiento sin conexión a internet y el manejo de estados complejos.</w:t>
+      </w:r>
+    </w:p>
+    <w:p>
+      <w:pPr>
+        <w:spacing w:after="179" w:line="259" w:lineRule="auto"/>
+        <w:ind w:left="0" w:firstLine="0"/>
+        <w:rPr>
+          <w:rFonts w:ascii="Arial" w:hAnsi="Arial" w:cs="Arial"/>
+          <w:szCs w:val="22"/>
+          <w:lang w:val="es-419"/>
+        </w:rPr>
+      </w:pPr>
+    </w:p>
+    <w:p>
+      <w:pPr>
+        <w:spacing w:after="179" w:line="259" w:lineRule="auto"/>
+        <w:rPr>
+          <w:rFonts w:ascii="Arial" w:hAnsi="Arial" w:cs="Arial"/>
+          <w:szCs w:val="22"/>
+          <w:lang w:val="es-419"/>
+        </w:rPr>
+      </w:pPr>
+    </w:p>
+    <w:p>
+      <w:pPr>
+        <w:spacing w:after="179" w:line="259" w:lineRule="auto"/>
+        <w:ind w:left="0" w:firstLine="0"/>
+        <w:rPr>
+          <w:rFonts w:ascii="Arial" w:hAnsi="Arial" w:cs="Arial"/>
+          <w:szCs w:val="22"/>
+          <w:lang w:val="es-419"/>
+        </w:rPr>
+      </w:pPr>
     </w:p>
     <w:p>
       <w:pPr>
@@ -1261,7 +1854,6 @@
           <w:sz w:val="24"/>
           <w:lang w:val="es-419"/>
         </w:rPr>
-        <w:lastRenderedPageBreak/>
         <w:t xml:space="preserve">Formación académica </w:t>
       </w:r>
     </w:p>
@@ -1302,7 +1894,7 @@
           <w:szCs w:val="22"/>
           <w:lang w:val="es-419"/>
         </w:rPr>
-        <w:t>Egresado</w:t>
+        <w:t>Graduado</w:t>
       </w:r>
     </w:p>
     <w:p>
@@ -1331,6 +1923,64 @@
     <w:p>
       <w:pPr>
         <w:spacing w:after="43" w:line="259" w:lineRule="auto"/>
+        <w:ind w:right="-127"/>
+        <w:rPr>
+          <w:rFonts w:ascii="Arial" w:hAnsi="Arial" w:cs="Arial"/>
+          <w:szCs w:val="22"/>
+          <w:lang w:val="es-419"/>
+        </w:rPr>
+      </w:pPr>
+      <w:r>
+        <w:rPr>
+          <w:rFonts w:ascii="Arial" w:hAnsi="Arial" w:cs="Arial"/>
+          <w:szCs w:val="22"/>
+          <w:lang w:val="es-419"/>
+        </w:rPr>
+        <w:t xml:space="preserve">Diplomado/Certificación en Inglés Avanzado </w:t>
+      </w:r>
+      <w:r>
+        <w:rPr>
+          <w:rFonts w:ascii="Arial" w:hAnsi="Arial" w:cs="Arial"/>
+          <w:szCs w:val="22"/>
+          <w:lang w:val="es-419"/>
+        </w:rPr>
+        <w:t>(Direct English)</w:t>
+      </w:r>
+      <w:r>
+        <w:rPr>
+          <w:rFonts w:ascii="Arial" w:hAnsi="Arial" w:cs="Arial"/>
+          <w:szCs w:val="22"/>
+          <w:lang w:val="es-419"/>
+        </w:rPr>
+        <w:t xml:space="preserve"> Graduado</w:t>
+      </w:r>
+    </w:p>
+    <w:p>
+      <w:pPr>
+        <w:numPr>
+          <w:ilvl w:val="0"/>
+          <w:numId w:val="19"/>
+        </w:numPr>
+        <w:spacing w:after="43" w:line="259" w:lineRule="auto"/>
+        <w:ind w:right="-127"/>
+        <w:rPr>
+          <w:rFonts w:ascii="Arial" w:hAnsi="Arial" w:cs="Arial"/>
+          <w:szCs w:val="22"/>
+          <w:lang w:val="es-419"/>
+        </w:rPr>
+      </w:pPr>
+      <w:r>
+        <w:rPr>
+          <w:rFonts w:ascii="Arial" w:hAnsi="Arial" w:cs="Arial"/>
+          <w:szCs w:val="22"/>
+          <w:lang w:val="es-419"/>
+        </w:rPr>
+        <w:t>Nivel avanzado con enfoque en fluidez conversacional y comprensión técnica.</w:t>
+      </w:r>
+    </w:p>
+    <w:p>
+      <w:pPr>
+        <w:spacing w:after="43" w:line="259" w:lineRule="auto"/>
         <w:ind w:left="-106" w:right="-127" w:firstLine="0"/>
         <w:rPr>
           <w:rFonts w:ascii="Arial" w:hAnsi="Arial" w:cs="Arial"/>
@@ -1386,7 +2036,25 @@
           <w:szCs w:val="22"/>
           <w:lang w:val="es-419"/>
         </w:rPr>
-        <w:t>Inglés: Intermedio (Capacidad de lectura técnica y documentación).</w:t>
+        <w:t>Inglés</w:t>
+      </w:r>
+      <w:r>
+        <w:rPr>
+          <w:rFonts w:ascii="Arial" w:hAnsi="Arial" w:cs="Arial"/>
+          <w:b/>
+          <w:bCs/>
+          <w:szCs w:val="22"/>
+          <w:lang w:val="es-419"/>
+        </w:rPr>
+        <w:t>:</w:t>
+      </w:r>
+      <w:r>
+        <w:rPr>
+          <w:rFonts w:ascii="Arial" w:hAnsi="Arial" w:cs="Arial"/>
+          <w:szCs w:val="22"/>
+          <w:lang w:val="es-419"/>
+        </w:rPr>
+        <w:t xml:space="preserve"> Avanzado (Competencia profesional completa, experiencia comprobada en atención al cliente bilingüe).</w:t>
       </w:r>
     </w:p>
     <w:sectPr>
@@ -1613,6 +2281,304 @@
     </w:lvl>
   </w:abstractNum>
   <w:abstractNum w:abstractNumId="1" w15:restartNumberingAfterBreak="0">
+    <w:nsid w:val="078057B9"/>
+    <w:multiLevelType w:val="multilevel"/>
+    <w:tmpl w:val="23641406"/>
+    <w:lvl w:ilvl="0">
+      <w:start w:val="1"/>
+      <w:numFmt w:val="bullet"/>
+      <w:lvlText w:val=""/>
+      <w:lvlJc w:val="left"/>
+      <w:pPr>
+        <w:tabs>
+          <w:tab w:val="num" w:pos="720"/>
+        </w:tabs>
+        <w:ind w:left="720" w:hanging="360"/>
+      </w:pPr>
+      <w:rPr>
+        <w:rFonts w:ascii="Symbol" w:hAnsi="Symbol" w:hint="default"/>
+        <w:sz w:val="20"/>
+      </w:rPr>
+    </w:lvl>
+    <w:lvl w:ilvl="1" w:tentative="1">
+      <w:start w:val="1"/>
+      <w:numFmt w:val="bullet"/>
+      <w:lvlText w:val="o"/>
+      <w:lvlJc w:val="left"/>
+      <w:pPr>
+        <w:tabs>
+          <w:tab w:val="num" w:pos="1440"/>
+        </w:tabs>
+        <w:ind w:left="1440" w:hanging="360"/>
+      </w:pPr>
+      <w:rPr>
+        <w:rFonts w:ascii="Courier New" w:hAnsi="Courier New" w:hint="default"/>
+        <w:sz w:val="20"/>
+      </w:rPr>
+    </w:lvl>
+    <w:lvl w:ilvl="2" w:tentative="1">
+      <w:start w:val="1"/>
+      <w:numFmt w:val="bullet"/>
+      <w:lvlText w:val=""/>
+      <w:lvlJc w:val="left"/>
+      <w:pPr>
+        <w:tabs>
+          <w:tab w:val="num" w:pos="2160"/>
+        </w:tabs>
+        <w:ind w:left="2160" w:hanging="360"/>
+      </w:pPr>
+      <w:rPr>
+        <w:rFonts w:ascii="Wingdings" w:hAnsi="Wingdings" w:hint="default"/>
+        <w:sz w:val="20"/>
+      </w:rPr>
+    </w:lvl>
+    <w:lvl w:ilvl="3" w:tentative="1">
+      <w:start w:val="1"/>
+      <w:numFmt w:val="bullet"/>
+      <w:lvlText w:val=""/>
+      <w:lvlJc w:val="left"/>
+      <w:pPr>
+        <w:tabs>
+          <w:tab w:val="num" w:pos="2880"/>
+        </w:tabs>
+        <w:ind w:left="2880" w:hanging="360"/>
+      </w:pPr>
+      <w:rPr>
+        <w:rFonts w:ascii="Wingdings" w:hAnsi="Wingdings" w:hint="default"/>
+        <w:sz w:val="20"/>
+      </w:rPr>
+    </w:lvl>
+    <w:lvl w:ilvl="4" w:tentative="1">
+      <w:start w:val="1"/>
+      <w:numFmt w:val="bullet"/>
+      <w:lvlText w:val=""/>
+      <w:lvlJc w:val="left"/>
+      <w:pPr>
+        <w:tabs>
+          <w:tab w:val="num" w:pos="3600"/>
+        </w:tabs>
+        <w:ind w:left="3600" w:hanging="360"/>
+      </w:pPr>
+      <w:rPr>
+        <w:rFonts w:ascii="Wingdings" w:hAnsi="Wingdings" w:hint="default"/>
+        <w:sz w:val="20"/>
+      </w:rPr>
+    </w:lvl>
+    <w:lvl w:ilvl="5" w:tentative="1">
+      <w:start w:val="1"/>
+      <w:numFmt w:val="bullet"/>
+      <w:lvlText w:val=""/>
+      <w:lvlJc w:val="left"/>
+      <w:pPr>
+        <w:tabs>
+          <w:tab w:val="num" w:pos="4320"/>
+        </w:tabs>
+        <w:ind w:left="4320" w:hanging="360"/>
+      </w:pPr>
+      <w:rPr>
+        <w:rFonts w:ascii="Wingdings" w:hAnsi="Wingdings" w:hint="default"/>
+        <w:sz w:val="20"/>
+      </w:rPr>
+    </w:lvl>
+    <w:lvl w:ilvl="6" w:tentative="1">
+      <w:start w:val="1"/>
+      <w:numFmt w:val="bullet"/>
+      <w:lvlText w:val=""/>
+      <w:lvlJc w:val="left"/>
+      <w:pPr>
+        <w:tabs>
+          <w:tab w:val="num" w:pos="5040"/>
+        </w:tabs>
+        <w:ind w:left="5040" w:hanging="360"/>
+      </w:pPr>
+      <w:rPr>
+        <w:rFonts w:ascii="Wingdings" w:hAnsi="Wingdings" w:hint="default"/>
+        <w:sz w:val="20"/>
+      </w:rPr>
+    </w:lvl>
+    <w:lvl w:ilvl="7" w:tentative="1">
+      <w:start w:val="1"/>
+      <w:numFmt w:val="bullet"/>
+      <w:lvlText w:val=""/>
+      <w:lvlJc w:val="left"/>
+      <w:pPr>
+        <w:tabs>
+          <w:tab w:val="num" w:pos="5760"/>
+        </w:tabs>
+        <w:ind w:left="5760" w:hanging="360"/>
+      </w:pPr>
+      <w:rPr>
+        <w:rFonts w:ascii="Wingdings" w:hAnsi="Wingdings" w:hint="default"/>
+        <w:sz w:val="20"/>
+      </w:rPr>
+    </w:lvl>
+    <w:lvl w:ilvl="8" w:tentative="1">
+      <w:start w:val="1"/>
+      <w:numFmt w:val="bullet"/>
+      <w:lvlText w:val=""/>
+      <w:lvlJc w:val="left"/>
+      <w:pPr>
+        <w:tabs>
+          <w:tab w:val="num" w:pos="6480"/>
+        </w:tabs>
+        <w:ind w:left="6480" w:hanging="360"/>
+      </w:pPr>
+      <w:rPr>
+        <w:rFonts w:ascii="Wingdings" w:hAnsi="Wingdings" w:hint="default"/>
+        <w:sz w:val="20"/>
+      </w:rPr>
+    </w:lvl>
+  </w:abstractNum>
+  <w:abstractNum w:abstractNumId="2" w15:restartNumberingAfterBreak="0">
+    <w:nsid w:val="094C67F9"/>
+    <w:multiLevelType w:val="multilevel"/>
+    <w:tmpl w:val="F95AB15A"/>
+    <w:lvl w:ilvl="0">
+      <w:start w:val="1"/>
+      <w:numFmt w:val="bullet"/>
+      <w:lvlText w:val=""/>
+      <w:lvlJc w:val="left"/>
+      <w:pPr>
+        <w:tabs>
+          <w:tab w:val="num" w:pos="720"/>
+        </w:tabs>
+        <w:ind w:left="720" w:hanging="360"/>
+      </w:pPr>
+      <w:rPr>
+        <w:rFonts w:ascii="Symbol" w:hAnsi="Symbol" w:hint="default"/>
+        <w:sz w:val="20"/>
+      </w:rPr>
+    </w:lvl>
+    <w:lvl w:ilvl="1" w:tentative="1">
+      <w:start w:val="1"/>
+      <w:numFmt w:val="bullet"/>
+      <w:lvlText w:val="o"/>
+      <w:lvlJc w:val="left"/>
+      <w:pPr>
+        <w:tabs>
+          <w:tab w:val="num" w:pos="1440"/>
+        </w:tabs>
+        <w:ind w:left="1440" w:hanging="360"/>
+      </w:pPr>
+      <w:rPr>
+        <w:rFonts w:ascii="Courier New" w:hAnsi="Courier New" w:hint="default"/>
+        <w:sz w:val="20"/>
+      </w:rPr>
+    </w:lvl>
+    <w:lvl w:ilvl="2" w:tentative="1">
+      <w:start w:val="1"/>
+      <w:numFmt w:val="bullet"/>
+      <w:lvlText w:val=""/>
+      <w:lvlJc w:val="left"/>
+      <w:pPr>
+        <w:tabs>
+          <w:tab w:val="num" w:pos="2160"/>
+        </w:tabs>
+        <w:ind w:left="2160" w:hanging="360"/>
+      </w:pPr>
+      <w:rPr>
+        <w:rFonts w:ascii="Wingdings" w:hAnsi="Wingdings" w:hint="default"/>
+        <w:sz w:val="20"/>
+      </w:rPr>
+    </w:lvl>
+    <w:lvl w:ilvl="3" w:tentative="1">
+      <w:start w:val="1"/>
+      <w:numFmt w:val="bullet"/>
+      <w:lvlText w:val=""/>
+      <w:lvlJc w:val="left"/>
+      <w:pPr>
+        <w:tabs>
+          <w:tab w:val="num" w:pos="2880"/>
+        </w:tabs>
+        <w:ind w:left="2880" w:hanging="360"/>
+      </w:pPr>
+      <w:rPr>
+        <w:rFonts w:ascii="Wingdings" w:hAnsi="Wingdings" w:hint="default"/>
+        <w:sz w:val="20"/>
+      </w:rPr>
+    </w:lvl>
+    <w:lvl w:ilvl="4" w:tentative="1">
+      <w:start w:val="1"/>
+      <w:numFmt w:val="bullet"/>
+      <w:lvlText w:val=""/>
+      <w:lvlJc w:val="left"/>
+      <w:pPr>
+        <w:tabs>
+          <w:tab w:val="num" w:pos="3600"/>
+        </w:tabs>
+        <w:ind w:left="3600" w:hanging="360"/>
+      </w:pPr>
+      <w:rPr>
+        <w:rFonts w:ascii="Wingdings" w:hAnsi="Wingdings" w:hint="default"/>
+        <w:sz w:val="20"/>
+      </w:rPr>
+    </w:lvl>
+    <w:lvl w:ilvl="5" w:tentative="1">
+      <w:start w:val="1"/>
+      <w:numFmt w:val="bullet"/>
+      <w:lvlText w:val=""/>
+      <w:lvlJc w:val="left"/>
+      <w:pPr>
+        <w:tabs>
+          <w:tab w:val="num" w:pos="4320"/>
+        </w:tabs>
+        <w:ind w:left="4320" w:hanging="360"/>
+      </w:pPr>
+      <w:rPr>
+        <w:rFonts w:ascii="Wingdings" w:hAnsi="Wingdings" w:hint="default"/>
+        <w:sz w:val="20"/>
+      </w:rPr>
+    </w:lvl>
+    <w:lvl w:ilvl="6" w:tentative="1">
+      <w:start w:val="1"/>
+      <w:numFmt w:val="bullet"/>
+      <w:lvlText w:val=""/>
+      <w:lvlJc w:val="left"/>
+      <w:pPr>
+        <w:tabs>
+          <w:tab w:val="num" w:pos="5040"/>
+        </w:tabs>
+        <w:ind w:left="5040" w:hanging="360"/>
+      </w:pPr>
+      <w:rPr>
+        <w:rFonts w:ascii="Wingdings" w:hAnsi="Wingdings" w:hint="default"/>
+        <w:sz w:val="20"/>
+      </w:rPr>
+    </w:lvl>
+    <w:lvl w:ilvl="7" w:tentative="1">
+      <w:start w:val="1"/>
+      <w:numFmt w:val="bullet"/>
+      <w:lvlText w:val=""/>
+      <w:lvlJc w:val="left"/>
+      <w:pPr>
+        <w:tabs>
+          <w:tab w:val="num" w:pos="5760"/>
+        </w:tabs>
+        <w:ind w:left="5760" w:hanging="360"/>
+      </w:pPr>
+      <w:rPr>
+        <w:rFonts w:ascii="Wingdings" w:hAnsi="Wingdings" w:hint="default"/>
+        <w:sz w:val="20"/>
+      </w:rPr>
+    </w:lvl>
+    <w:lvl w:ilvl="8" w:tentative="1">
+      <w:start w:val="1"/>
+      <w:numFmt w:val="bullet"/>
+      <w:lvlText w:val=""/>
+      <w:lvlJc w:val="left"/>
+      <w:pPr>
+        <w:tabs>
+          <w:tab w:val="num" w:pos="6480"/>
+        </w:tabs>
+        <w:ind w:left="6480" w:hanging="360"/>
+      </w:pPr>
+      <w:rPr>
+        <w:rFonts w:ascii="Wingdings" w:hAnsi="Wingdings" w:hint="default"/>
+        <w:sz w:val="20"/>
+      </w:rPr>
+    </w:lvl>
+  </w:abstractNum>
+  <w:abstractNum w:abstractNumId="3" w15:restartNumberingAfterBreak="0">
     <w:nsid w:val="107766F4"/>
     <w:multiLevelType w:val="multilevel"/>
     <w:tmpl w:val="E4C88F64"/>
@@ -1761,7 +2727,7 @@
       </w:rPr>
     </w:lvl>
   </w:abstractNum>
-  <w:abstractNum w:abstractNumId="2" w15:restartNumberingAfterBreak="0">
+  <w:abstractNum w:abstractNumId="4" w15:restartNumberingAfterBreak="0">
     <w:nsid w:val="23970641"/>
     <w:multiLevelType w:val="multilevel"/>
     <w:tmpl w:val="148A2F96"/>
@@ -1910,7 +2876,156 @@
       </w:rPr>
     </w:lvl>
   </w:abstractNum>
-  <w:abstractNum w:abstractNumId="3" w15:restartNumberingAfterBreak="0">
+  <w:abstractNum w:abstractNumId="5" w15:restartNumberingAfterBreak="0">
+    <w:nsid w:val="25666ED3"/>
+    <w:multiLevelType w:val="multilevel"/>
+    <w:tmpl w:val="AC4446F8"/>
+    <w:lvl w:ilvl="0">
+      <w:start w:val="1"/>
+      <w:numFmt w:val="bullet"/>
+      <w:lvlText w:val=""/>
+      <w:lvlJc w:val="left"/>
+      <w:pPr>
+        <w:tabs>
+          <w:tab w:val="num" w:pos="720"/>
+        </w:tabs>
+        <w:ind w:left="720" w:hanging="360"/>
+      </w:pPr>
+      <w:rPr>
+        <w:rFonts w:ascii="Symbol" w:hAnsi="Symbol" w:hint="default"/>
+        <w:sz w:val="20"/>
+      </w:rPr>
+    </w:lvl>
+    <w:lvl w:ilvl="1" w:tentative="1">
+      <w:start w:val="1"/>
+      <w:numFmt w:val="bullet"/>
+      <w:lvlText w:val="o"/>
+      <w:lvlJc w:val="left"/>
+      <w:pPr>
+        <w:tabs>
+          <w:tab w:val="num" w:pos="1440"/>
+        </w:tabs>
+        <w:ind w:left="1440" w:hanging="360"/>
+      </w:pPr>
+      <w:rPr>
+        <w:rFonts w:ascii="Courier New" w:hAnsi="Courier New" w:hint="default"/>
+        <w:sz w:val="20"/>
+      </w:rPr>
+    </w:lvl>
+    <w:lvl w:ilvl="2" w:tentative="1">
+      <w:start w:val="1"/>
+      <w:numFmt w:val="bullet"/>
+      <w:lvlText w:val=""/>
+      <w:lvlJc w:val="left"/>
+      <w:pPr>
+        <w:tabs>
+          <w:tab w:val="num" w:pos="2160"/>
+        </w:tabs>
+        <w:ind w:left="2160" w:hanging="360"/>
+      </w:pPr>
+      <w:rPr>
+        <w:rFonts w:ascii="Wingdings" w:hAnsi="Wingdings" w:hint="default"/>
+        <w:sz w:val="20"/>
+      </w:rPr>
+    </w:lvl>
+    <w:lvl w:ilvl="3" w:tentative="1">
+      <w:start w:val="1"/>
+      <w:numFmt w:val="bullet"/>
+      <w:lvlText w:val=""/>
+      <w:lvlJc w:val="left"/>
+      <w:pPr>
+        <w:tabs>
+          <w:tab w:val="num" w:pos="2880"/>
+        </w:tabs>
+        <w:ind w:left="2880" w:hanging="360"/>
+      </w:pPr>
+      <w:rPr>
+        <w:rFonts w:ascii="Wingdings" w:hAnsi="Wingdings" w:hint="default"/>
+        <w:sz w:val="20"/>
+      </w:rPr>
+    </w:lvl>
+    <w:lvl w:ilvl="4" w:tentative="1">
+      <w:start w:val="1"/>
+      <w:numFmt w:val="bullet"/>
+      <w:lvlText w:val=""/>
+      <w:lvlJc w:val="left"/>
+      <w:pPr>
+        <w:tabs>
+          <w:tab w:val="num" w:pos="3600"/>
+        </w:tabs>
+        <w:ind w:left="3600" w:hanging="360"/>
+      </w:pPr>
+      <w:rPr>
+        <w:rFonts w:ascii="Wingdings" w:hAnsi="Wingdings" w:hint="default"/>
+        <w:sz w:val="20"/>
+      </w:rPr>
+    </w:lvl>
+    <w:lvl w:ilvl="5" w:tentative="1">
+      <w:start w:val="1"/>
+      <w:numFmt w:val="bullet"/>
+      <w:lvlText w:val=""/>
+      <w:lvlJc w:val="left"/>
+      <w:pPr>
+        <w:tabs>
+          <w:tab w:val="num" w:pos="4320"/>
+        </w:tabs>
+        <w:ind w:left="4320" w:hanging="360"/>
+      </w:pPr>
+      <w:rPr>
+        <w:rFonts w:ascii="Wingdings" w:hAnsi="Wingdings" w:hint="default"/>
+        <w:sz w:val="20"/>
+      </w:rPr>
+    </w:lvl>
+    <w:lvl w:ilvl="6" w:tentative="1">
+      <w:start w:val="1"/>
+      <w:numFmt w:val="bullet"/>
+      <w:lvlText w:val=""/>
+      <w:lvlJc w:val="left"/>
+      <w:pPr>
+        <w:tabs>
+          <w:tab w:val="num" w:pos="5040"/>
+        </w:tabs>
+        <w:ind w:left="5040" w:hanging="360"/>
+      </w:pPr>
+      <w:rPr>
+        <w:rFonts w:ascii="Wingdings" w:hAnsi="Wingdings" w:hint="default"/>
+        <w:sz w:val="20"/>
+      </w:rPr>
+    </w:lvl>
+    <w:lvl w:ilvl="7" w:tentative="1">
+      <w:start w:val="1"/>
+      <w:numFmt w:val="bullet"/>
+      <w:lvlText w:val=""/>
+      <w:lvlJc w:val="left"/>
+      <w:pPr>
+        <w:tabs>
+          <w:tab w:val="num" w:pos="5760"/>
+        </w:tabs>
+        <w:ind w:left="5760" w:hanging="360"/>
+      </w:pPr>
+      <w:rPr>
+        <w:rFonts w:ascii="Wingdings" w:hAnsi="Wingdings" w:hint="default"/>
+        <w:sz w:val="20"/>
+      </w:rPr>
+    </w:lvl>
+    <w:lvl w:ilvl="8" w:tentative="1">
+      <w:start w:val="1"/>
+      <w:numFmt w:val="bullet"/>
+      <w:lvlText w:val=""/>
+      <w:lvlJc w:val="left"/>
+      <w:pPr>
+        <w:tabs>
+          <w:tab w:val="num" w:pos="6480"/>
+        </w:tabs>
+        <w:ind w:left="6480" w:hanging="360"/>
+      </w:pPr>
+      <w:rPr>
+        <w:rFonts w:ascii="Wingdings" w:hAnsi="Wingdings" w:hint="default"/>
+        <w:sz w:val="20"/>
+      </w:rPr>
+    </w:lvl>
+  </w:abstractNum>
+  <w:abstractNum w:abstractNumId="6" w15:restartNumberingAfterBreak="0">
     <w:nsid w:val="26F371AB"/>
     <w:multiLevelType w:val="multilevel"/>
     <w:tmpl w:val="DDB65098"/>
@@ -2059,7 +3174,7 @@
       </w:rPr>
     </w:lvl>
   </w:abstractNum>
-  <w:abstractNum w:abstractNumId="4" w15:restartNumberingAfterBreak="0">
+  <w:abstractNum w:abstractNumId="7" w15:restartNumberingAfterBreak="0">
     <w:nsid w:val="312F1918"/>
     <w:multiLevelType w:val="multilevel"/>
     <w:tmpl w:val="B2FA9EBC"/>
@@ -2208,7 +3323,156 @@
       </w:rPr>
     </w:lvl>
   </w:abstractNum>
-  <w:abstractNum w:abstractNumId="5" w15:restartNumberingAfterBreak="0">
+  <w:abstractNum w:abstractNumId="8" w15:restartNumberingAfterBreak="0">
+    <w:nsid w:val="3B2B1BB6"/>
+    <w:multiLevelType w:val="multilevel"/>
+    <w:tmpl w:val="7D00CD76"/>
+    <w:lvl w:ilvl="0">
+      <w:start w:val="1"/>
+      <w:numFmt w:val="bullet"/>
+      <w:lvlText w:val=""/>
+      <w:lvlJc w:val="left"/>
+      <w:pPr>
+        <w:tabs>
+          <w:tab w:val="num" w:pos="720"/>
+        </w:tabs>
+        <w:ind w:left="720" w:hanging="360"/>
+      </w:pPr>
+      <w:rPr>
+        <w:rFonts w:ascii="Symbol" w:hAnsi="Symbol" w:hint="default"/>
+        <w:sz w:val="20"/>
+      </w:rPr>
+    </w:lvl>
+    <w:lvl w:ilvl="1" w:tentative="1">
+      <w:start w:val="1"/>
+      <w:numFmt w:val="bullet"/>
+      <w:lvlText w:val="o"/>
+      <w:lvlJc w:val="left"/>
+      <w:pPr>
+        <w:tabs>
+          <w:tab w:val="num" w:pos="1440"/>
+        </w:tabs>
+        <w:ind w:left="1440" w:hanging="360"/>
+      </w:pPr>
+      <w:rPr>
+        <w:rFonts w:ascii="Courier New" w:hAnsi="Courier New" w:hint="default"/>
+        <w:sz w:val="20"/>
+      </w:rPr>
+    </w:lvl>
+    <w:lvl w:ilvl="2" w:tentative="1">
+      <w:start w:val="1"/>
+      <w:numFmt w:val="bullet"/>
+      <w:lvlText w:val=""/>
+      <w:lvlJc w:val="left"/>
+      <w:pPr>
+        <w:tabs>
+          <w:tab w:val="num" w:pos="2160"/>
+        </w:tabs>
+        <w:ind w:left="2160" w:hanging="360"/>
+      </w:pPr>
+      <w:rPr>
+        <w:rFonts w:ascii="Wingdings" w:hAnsi="Wingdings" w:hint="default"/>
+        <w:sz w:val="20"/>
+      </w:rPr>
+    </w:lvl>
+    <w:lvl w:ilvl="3" w:tentative="1">
+      <w:start w:val="1"/>
+      <w:numFmt w:val="bullet"/>
+      <w:lvlText w:val=""/>
+      <w:lvlJc w:val="left"/>
+      <w:pPr>
+        <w:tabs>
+          <w:tab w:val="num" w:pos="2880"/>
+        </w:tabs>
+        <w:ind w:left="2880" w:hanging="360"/>
+      </w:pPr>
+      <w:rPr>
+        <w:rFonts w:ascii="Wingdings" w:hAnsi="Wingdings" w:hint="default"/>
+        <w:sz w:val="20"/>
+      </w:rPr>
+    </w:lvl>
+    <w:lvl w:ilvl="4" w:tentative="1">
+      <w:start w:val="1"/>
+      <w:numFmt w:val="bullet"/>
+      <w:lvlText w:val=""/>
+      <w:lvlJc w:val="left"/>
+      <w:pPr>
+        <w:tabs>
+          <w:tab w:val="num" w:pos="3600"/>
+        </w:tabs>
+        <w:ind w:left="3600" w:hanging="360"/>
+      </w:pPr>
+      <w:rPr>
+        <w:rFonts w:ascii="Wingdings" w:hAnsi="Wingdings" w:hint="default"/>
+        <w:sz w:val="20"/>
+      </w:rPr>
+    </w:lvl>
+    <w:lvl w:ilvl="5" w:tentative="1">
+      <w:start w:val="1"/>
+      <w:numFmt w:val="bullet"/>
+      <w:lvlText w:val=""/>
+      <w:lvlJc w:val="left"/>
+      <w:pPr>
+        <w:tabs>
+          <w:tab w:val="num" w:pos="4320"/>
+        </w:tabs>
+        <w:ind w:left="4320" w:hanging="360"/>
+      </w:pPr>
+      <w:rPr>
+        <w:rFonts w:ascii="Wingdings" w:hAnsi="Wingdings" w:hint="default"/>
+        <w:sz w:val="20"/>
+      </w:rPr>
+    </w:lvl>
+    <w:lvl w:ilvl="6" w:tentative="1">
+      <w:start w:val="1"/>
+      <w:numFmt w:val="bullet"/>
+      <w:lvlText w:val=""/>
+      <w:lvlJc w:val="left"/>
+      <w:pPr>
+        <w:tabs>
+          <w:tab w:val="num" w:pos="5040"/>
+        </w:tabs>
+        <w:ind w:left="5040" w:hanging="360"/>
+      </w:pPr>
+      <w:rPr>
+        <w:rFonts w:ascii="Wingdings" w:hAnsi="Wingdings" w:hint="default"/>
+        <w:sz w:val="20"/>
+      </w:rPr>
+    </w:lvl>
+    <w:lvl w:ilvl="7" w:tentative="1">
+      <w:start w:val="1"/>
+      <w:numFmt w:val="bullet"/>
+      <w:lvlText w:val=""/>
+      <w:lvlJc w:val="left"/>
+      <w:pPr>
+        <w:tabs>
+          <w:tab w:val="num" w:pos="5760"/>
+        </w:tabs>
+        <w:ind w:left="5760" w:hanging="360"/>
+      </w:pPr>
+      <w:rPr>
+        <w:rFonts w:ascii="Wingdings" w:hAnsi="Wingdings" w:hint="default"/>
+        <w:sz w:val="20"/>
+      </w:rPr>
+    </w:lvl>
+    <w:lvl w:ilvl="8" w:tentative="1">
+      <w:start w:val="1"/>
+      <w:numFmt w:val="bullet"/>
+      <w:lvlText w:val=""/>
+      <w:lvlJc w:val="left"/>
+      <w:pPr>
+        <w:tabs>
+          <w:tab w:val="num" w:pos="6480"/>
+        </w:tabs>
+        <w:ind w:left="6480" w:hanging="360"/>
+      </w:pPr>
+      <w:rPr>
+        <w:rFonts w:ascii="Wingdings" w:hAnsi="Wingdings" w:hint="default"/>
+        <w:sz w:val="20"/>
+      </w:rPr>
+    </w:lvl>
+  </w:abstractNum>
+  <w:abstractNum w:abstractNumId="9" w15:restartNumberingAfterBreak="0">
     <w:nsid w:val="42F7471B"/>
     <w:multiLevelType w:val="hybridMultilevel"/>
     <w:tmpl w:val="3A7E4CF6"/>
@@ -2420,7 +3684,156 @@
       </w:rPr>
     </w:lvl>
   </w:abstractNum>
-  <w:abstractNum w:abstractNumId="6" w15:restartNumberingAfterBreak="0">
+  <w:abstractNum w:abstractNumId="10" w15:restartNumberingAfterBreak="0">
+    <w:nsid w:val="457A1610"/>
+    <w:multiLevelType w:val="multilevel"/>
+    <w:tmpl w:val="4D8C6BC0"/>
+    <w:lvl w:ilvl="0">
+      <w:start w:val="1"/>
+      <w:numFmt w:val="bullet"/>
+      <w:lvlText w:val=""/>
+      <w:lvlJc w:val="left"/>
+      <w:pPr>
+        <w:tabs>
+          <w:tab w:val="num" w:pos="720"/>
+        </w:tabs>
+        <w:ind w:left="720" w:hanging="360"/>
+      </w:pPr>
+      <w:rPr>
+        <w:rFonts w:ascii="Symbol" w:hAnsi="Symbol" w:hint="default"/>
+        <w:sz w:val="20"/>
+      </w:rPr>
+    </w:lvl>
+    <w:lvl w:ilvl="1" w:tentative="1">
+      <w:start w:val="1"/>
+      <w:numFmt w:val="bullet"/>
+      <w:lvlText w:val="o"/>
+      <w:lvlJc w:val="left"/>
+      <w:pPr>
+        <w:tabs>
+          <w:tab w:val="num" w:pos="1440"/>
+        </w:tabs>
+        <w:ind w:left="1440" w:hanging="360"/>
+      </w:pPr>
+      <w:rPr>
+        <w:rFonts w:ascii="Courier New" w:hAnsi="Courier New" w:hint="default"/>
+        <w:sz w:val="20"/>
+      </w:rPr>
+    </w:lvl>
+    <w:lvl w:ilvl="2" w:tentative="1">
+      <w:start w:val="1"/>
+      <w:numFmt w:val="bullet"/>
+      <w:lvlText w:val=""/>
+      <w:lvlJc w:val="left"/>
+      <w:pPr>
+        <w:tabs>
+          <w:tab w:val="num" w:pos="2160"/>
+        </w:tabs>
+        <w:ind w:left="2160" w:hanging="360"/>
+      </w:pPr>
+      <w:rPr>
+        <w:rFonts w:ascii="Wingdings" w:hAnsi="Wingdings" w:hint="default"/>
+        <w:sz w:val="20"/>
+      </w:rPr>
+    </w:lvl>
+    <w:lvl w:ilvl="3" w:tentative="1">
+      <w:start w:val="1"/>
+      <w:numFmt w:val="bullet"/>
+      <w:lvlText w:val=""/>
+      <w:lvlJc w:val="left"/>
+      <w:pPr>
+        <w:tabs>
+          <w:tab w:val="num" w:pos="2880"/>
+        </w:tabs>
+        <w:ind w:left="2880" w:hanging="360"/>
+      </w:pPr>
+      <w:rPr>
+        <w:rFonts w:ascii="Wingdings" w:hAnsi="Wingdings" w:hint="default"/>
+        <w:sz w:val="20"/>
+      </w:rPr>
+    </w:lvl>
+    <w:lvl w:ilvl="4" w:tentative="1">
+      <w:start w:val="1"/>
+      <w:numFmt w:val="bullet"/>
+      <w:lvlText w:val=""/>
+      <w:lvlJc w:val="left"/>
+      <w:pPr>
+        <w:tabs>
+          <w:tab w:val="num" w:pos="3600"/>
+        </w:tabs>
+        <w:ind w:left="3600" w:hanging="360"/>
+      </w:pPr>
+      <w:rPr>
+        <w:rFonts w:ascii="Wingdings" w:hAnsi="Wingdings" w:hint="default"/>
+        <w:sz w:val="20"/>
+      </w:rPr>
+    </w:lvl>
+    <w:lvl w:ilvl="5" w:tentative="1">
+      <w:start w:val="1"/>
+      <w:numFmt w:val="bullet"/>
+      <w:lvlText w:val=""/>
+      <w:lvlJc w:val="left"/>
+      <w:pPr>
+        <w:tabs>
+          <w:tab w:val="num" w:pos="4320"/>
+        </w:tabs>
+        <w:ind w:left="4320" w:hanging="360"/>
+      </w:pPr>
+      <w:rPr>
+        <w:rFonts w:ascii="Wingdings" w:hAnsi="Wingdings" w:hint="default"/>
+        <w:sz w:val="20"/>
+      </w:rPr>
+    </w:lvl>
+    <w:lvl w:ilvl="6" w:tentative="1">
+      <w:start w:val="1"/>
+      <w:numFmt w:val="bullet"/>
+      <w:lvlText w:val=""/>
+      <w:lvlJc w:val="left"/>
+      <w:pPr>
+        <w:tabs>
+          <w:tab w:val="num" w:pos="5040"/>
+        </w:tabs>
+        <w:ind w:left="5040" w:hanging="360"/>
+      </w:pPr>
+      <w:rPr>
+        <w:rFonts w:ascii="Wingdings" w:hAnsi="Wingdings" w:hint="default"/>
+        <w:sz w:val="20"/>
+      </w:rPr>
+    </w:lvl>
+    <w:lvl w:ilvl="7" w:tentative="1">
+      <w:start w:val="1"/>
+      <w:numFmt w:val="bullet"/>
+      <w:lvlText w:val=""/>
+      <w:lvlJc w:val="left"/>
+      <w:pPr>
+        <w:tabs>
+          <w:tab w:val="num" w:pos="5760"/>
+        </w:tabs>
+        <w:ind w:left="5760" w:hanging="360"/>
+      </w:pPr>
+      <w:rPr>
+        <w:rFonts w:ascii="Wingdings" w:hAnsi="Wingdings" w:hint="default"/>
+        <w:sz w:val="20"/>
+      </w:rPr>
+    </w:lvl>
+    <w:lvl w:ilvl="8" w:tentative="1">
+      <w:start w:val="1"/>
+      <w:numFmt w:val="bullet"/>
+      <w:lvlText w:val=""/>
+      <w:lvlJc w:val="left"/>
+      <w:pPr>
+        <w:tabs>
+          <w:tab w:val="num" w:pos="6480"/>
+        </w:tabs>
+        <w:ind w:left="6480" w:hanging="360"/>
+      </w:pPr>
+      <w:rPr>
+        <w:rFonts w:ascii="Wingdings" w:hAnsi="Wingdings" w:hint="default"/>
+        <w:sz w:val="20"/>
+      </w:rPr>
+    </w:lvl>
+  </w:abstractNum>
+  <w:abstractNum w:abstractNumId="11" w15:restartNumberingAfterBreak="0">
     <w:nsid w:val="46F602FC"/>
     <w:multiLevelType w:val="hybridMultilevel"/>
     <w:tmpl w:val="5486FB36"/>
@@ -2641,7 +4054,7 @@
       </w:rPr>
     </w:lvl>
   </w:abstractNum>
-  <w:abstractNum w:abstractNumId="7" w15:restartNumberingAfterBreak="0">
+  <w:abstractNum w:abstractNumId="12" w15:restartNumberingAfterBreak="0">
     <w:nsid w:val="47401A27"/>
     <w:multiLevelType w:val="hybridMultilevel"/>
     <w:tmpl w:val="A9409B38"/>
@@ -2853,7 +4266,7 @@
       </w:rPr>
     </w:lvl>
   </w:abstractNum>
-  <w:abstractNum w:abstractNumId="8" w15:restartNumberingAfterBreak="0">
+  <w:abstractNum w:abstractNumId="13" w15:restartNumberingAfterBreak="0">
     <w:nsid w:val="47A837D2"/>
     <w:multiLevelType w:val="multilevel"/>
     <w:tmpl w:val="42DC62F0"/>
@@ -3002,7 +4415,7 @@
       </w:rPr>
     </w:lvl>
   </w:abstractNum>
-  <w:abstractNum w:abstractNumId="9" w15:restartNumberingAfterBreak="0">
+  <w:abstractNum w:abstractNumId="14" w15:restartNumberingAfterBreak="0">
     <w:nsid w:val="4A89319A"/>
     <w:multiLevelType w:val="hybridMultilevel"/>
     <w:tmpl w:val="51361484"/>
@@ -3214,7 +4627,156 @@
       </w:rPr>
     </w:lvl>
   </w:abstractNum>
-  <w:abstractNum w:abstractNumId="10" w15:restartNumberingAfterBreak="0">
+  <w:abstractNum w:abstractNumId="15" w15:restartNumberingAfterBreak="0">
+    <w:nsid w:val="5A856424"/>
+    <w:multiLevelType w:val="multilevel"/>
+    <w:tmpl w:val="FEAA7A92"/>
+    <w:lvl w:ilvl="0">
+      <w:start w:val="1"/>
+      <w:numFmt w:val="bullet"/>
+      <w:lvlText w:val=""/>
+      <w:lvlJc w:val="left"/>
+      <w:pPr>
+        <w:tabs>
+          <w:tab w:val="num" w:pos="720"/>
+        </w:tabs>
+        <w:ind w:left="720" w:hanging="360"/>
+      </w:pPr>
+      <w:rPr>
+        <w:rFonts w:ascii="Symbol" w:hAnsi="Symbol" w:hint="default"/>
+        <w:sz w:val="20"/>
+      </w:rPr>
+    </w:lvl>
+    <w:lvl w:ilvl="1" w:tentative="1">
+      <w:start w:val="1"/>
+      <w:numFmt w:val="bullet"/>
+      <w:lvlText w:val="o"/>
+      <w:lvlJc w:val="left"/>
+      <w:pPr>
+        <w:tabs>
+          <w:tab w:val="num" w:pos="1440"/>
+        </w:tabs>
+        <w:ind w:left="1440" w:hanging="360"/>
+      </w:pPr>
+      <w:rPr>
+        <w:rFonts w:ascii="Courier New" w:hAnsi="Courier New" w:hint="default"/>
+        <w:sz w:val="20"/>
+      </w:rPr>
+    </w:lvl>
+    <w:lvl w:ilvl="2" w:tentative="1">
+      <w:start w:val="1"/>
+      <w:numFmt w:val="bullet"/>
+      <w:lvlText w:val=""/>
+      <w:lvlJc w:val="left"/>
+      <w:pPr>
+        <w:tabs>
+          <w:tab w:val="num" w:pos="2160"/>
+        </w:tabs>
+        <w:ind w:left="2160" w:hanging="360"/>
+      </w:pPr>
+      <w:rPr>
+        <w:rFonts w:ascii="Wingdings" w:hAnsi="Wingdings" w:hint="default"/>
+        <w:sz w:val="20"/>
+      </w:rPr>
+    </w:lvl>
+    <w:lvl w:ilvl="3" w:tentative="1">
+      <w:start w:val="1"/>
+      <w:numFmt w:val="bullet"/>
+      <w:lvlText w:val=""/>
+      <w:lvlJc w:val="left"/>
+      <w:pPr>
+        <w:tabs>
+          <w:tab w:val="num" w:pos="2880"/>
+        </w:tabs>
+        <w:ind w:left="2880" w:hanging="360"/>
+      </w:pPr>
+      <w:rPr>
+        <w:rFonts w:ascii="Wingdings" w:hAnsi="Wingdings" w:hint="default"/>
+        <w:sz w:val="20"/>
+      </w:rPr>
+    </w:lvl>
+    <w:lvl w:ilvl="4" w:tentative="1">
+      <w:start w:val="1"/>
+      <w:numFmt w:val="bullet"/>
+      <w:lvlText w:val=""/>
+      <w:lvlJc w:val="left"/>
+      <w:pPr>
+        <w:tabs>
+          <w:tab w:val="num" w:pos="3600"/>
+        </w:tabs>
+        <w:ind w:left="3600" w:hanging="360"/>
+      </w:pPr>
+      <w:rPr>
+        <w:rFonts w:ascii="Wingdings" w:hAnsi="Wingdings" w:hint="default"/>
+        <w:sz w:val="20"/>
+      </w:rPr>
+    </w:lvl>
+    <w:lvl w:ilvl="5" w:tentative="1">
+      <w:start w:val="1"/>
+      <w:numFmt w:val="bullet"/>
+      <w:lvlText w:val=""/>
+      <w:lvlJc w:val="left"/>
+      <w:pPr>
+        <w:tabs>
+          <w:tab w:val="num" w:pos="4320"/>
+        </w:tabs>
+        <w:ind w:left="4320" w:hanging="360"/>
+      </w:pPr>
+      <w:rPr>
+        <w:rFonts w:ascii="Wingdings" w:hAnsi="Wingdings" w:hint="default"/>
+        <w:sz w:val="20"/>
+      </w:rPr>
+    </w:lvl>
+    <w:lvl w:ilvl="6" w:tentative="1">
+      <w:start w:val="1"/>
+      <w:numFmt w:val="bullet"/>
+      <w:lvlText w:val=""/>
+      <w:lvlJc w:val="left"/>
+      <w:pPr>
+        <w:tabs>
+          <w:tab w:val="num" w:pos="5040"/>
+        </w:tabs>
+        <w:ind w:left="5040" w:hanging="360"/>
+      </w:pPr>
+      <w:rPr>
+        <w:rFonts w:ascii="Wingdings" w:hAnsi="Wingdings" w:hint="default"/>
+        <w:sz w:val="20"/>
+      </w:rPr>
+    </w:lvl>
+    <w:lvl w:ilvl="7" w:tentative="1">
+      <w:start w:val="1"/>
+      <w:numFmt w:val="bullet"/>
+      <w:lvlText w:val=""/>
+      <w:lvlJc w:val="left"/>
+      <w:pPr>
+        <w:tabs>
+          <w:tab w:val="num" w:pos="5760"/>
+        </w:tabs>
+        <w:ind w:left="5760" w:hanging="360"/>
+      </w:pPr>
+      <w:rPr>
+        <w:rFonts w:ascii="Wingdings" w:hAnsi="Wingdings" w:hint="default"/>
+        <w:sz w:val="20"/>
+      </w:rPr>
+    </w:lvl>
+    <w:lvl w:ilvl="8" w:tentative="1">
+      <w:start w:val="1"/>
+      <w:numFmt w:val="bullet"/>
+      <w:lvlText w:val=""/>
+      <w:lvlJc w:val="left"/>
+      <w:pPr>
+        <w:tabs>
+          <w:tab w:val="num" w:pos="6480"/>
+        </w:tabs>
+        <w:ind w:left="6480" w:hanging="360"/>
+      </w:pPr>
+      <w:rPr>
+        <w:rFonts w:ascii="Wingdings" w:hAnsi="Wingdings" w:hint="default"/>
+        <w:sz w:val="20"/>
+      </w:rPr>
+    </w:lvl>
+  </w:abstractNum>
+  <w:abstractNum w:abstractNumId="16" w15:restartNumberingAfterBreak="0">
     <w:nsid w:val="5F8C5458"/>
     <w:multiLevelType w:val="multilevel"/>
     <w:tmpl w:val="E0C8E294"/>
@@ -3363,38 +4925,360 @@
       </w:rPr>
     </w:lvl>
   </w:abstractNum>
+  <w:abstractNum w:abstractNumId="17" w15:restartNumberingAfterBreak="0">
+    <w:nsid w:val="7EC178A6"/>
+    <w:multiLevelType w:val="multilevel"/>
+    <w:tmpl w:val="8424BDAE"/>
+    <w:lvl w:ilvl="0">
+      <w:start w:val="1"/>
+      <w:numFmt w:val="bullet"/>
+      <w:lvlText w:val=""/>
+      <w:lvlJc w:val="left"/>
+      <w:pPr>
+        <w:tabs>
+          <w:tab w:val="num" w:pos="720"/>
+        </w:tabs>
+        <w:ind w:left="720" w:hanging="360"/>
+      </w:pPr>
+      <w:rPr>
+        <w:rFonts w:ascii="Symbol" w:hAnsi="Symbol" w:hint="default"/>
+        <w:sz w:val="20"/>
+      </w:rPr>
+    </w:lvl>
+    <w:lvl w:ilvl="1" w:tentative="1">
+      <w:start w:val="1"/>
+      <w:numFmt w:val="bullet"/>
+      <w:lvlText w:val="o"/>
+      <w:lvlJc w:val="left"/>
+      <w:pPr>
+        <w:tabs>
+          <w:tab w:val="num" w:pos="1440"/>
+        </w:tabs>
+        <w:ind w:left="1440" w:hanging="360"/>
+      </w:pPr>
+      <w:rPr>
+        <w:rFonts w:ascii="Courier New" w:hAnsi="Courier New" w:hint="default"/>
+        <w:sz w:val="20"/>
+      </w:rPr>
+    </w:lvl>
+    <w:lvl w:ilvl="2" w:tentative="1">
+      <w:start w:val="1"/>
+      <w:numFmt w:val="bullet"/>
+      <w:lvlText w:val=""/>
+      <w:lvlJc w:val="left"/>
+      <w:pPr>
+        <w:tabs>
+          <w:tab w:val="num" w:pos="2160"/>
+        </w:tabs>
+        <w:ind w:left="2160" w:hanging="360"/>
+      </w:pPr>
+      <w:rPr>
+        <w:rFonts w:ascii="Wingdings" w:hAnsi="Wingdings" w:hint="default"/>
+        <w:sz w:val="20"/>
+      </w:rPr>
+    </w:lvl>
+    <w:lvl w:ilvl="3" w:tentative="1">
+      <w:start w:val="1"/>
+      <w:numFmt w:val="bullet"/>
+      <w:lvlText w:val=""/>
+      <w:lvlJc w:val="left"/>
+      <w:pPr>
+        <w:tabs>
+          <w:tab w:val="num" w:pos="2880"/>
+        </w:tabs>
+        <w:ind w:left="2880" w:hanging="360"/>
+      </w:pPr>
+      <w:rPr>
+        <w:rFonts w:ascii="Wingdings" w:hAnsi="Wingdings" w:hint="default"/>
+        <w:sz w:val="20"/>
+      </w:rPr>
+    </w:lvl>
+    <w:lvl w:ilvl="4" w:tentative="1">
+      <w:start w:val="1"/>
+      <w:numFmt w:val="bullet"/>
+      <w:lvlText w:val=""/>
+      <w:lvlJc w:val="left"/>
+      <w:pPr>
+        <w:tabs>
+          <w:tab w:val="num" w:pos="3600"/>
+        </w:tabs>
+        <w:ind w:left="3600" w:hanging="360"/>
+      </w:pPr>
+      <w:rPr>
+        <w:rFonts w:ascii="Wingdings" w:hAnsi="Wingdings" w:hint="default"/>
+        <w:sz w:val="20"/>
+      </w:rPr>
+    </w:lvl>
+    <w:lvl w:ilvl="5" w:tentative="1">
+      <w:start w:val="1"/>
+      <w:numFmt w:val="bullet"/>
+      <w:lvlText w:val=""/>
+      <w:lvlJc w:val="left"/>
+      <w:pPr>
+        <w:tabs>
+          <w:tab w:val="num" w:pos="4320"/>
+        </w:tabs>
+        <w:ind w:left="4320" w:hanging="360"/>
+      </w:pPr>
+      <w:rPr>
+        <w:rFonts w:ascii="Wingdings" w:hAnsi="Wingdings" w:hint="default"/>
+        <w:sz w:val="20"/>
+      </w:rPr>
+    </w:lvl>
+    <w:lvl w:ilvl="6" w:tentative="1">
+      <w:start w:val="1"/>
+      <w:numFmt w:val="bullet"/>
+      <w:lvlText w:val=""/>
+      <w:lvlJc w:val="left"/>
+      <w:pPr>
+        <w:tabs>
+          <w:tab w:val="num" w:pos="5040"/>
+        </w:tabs>
+        <w:ind w:left="5040" w:hanging="360"/>
+      </w:pPr>
+      <w:rPr>
+        <w:rFonts w:ascii="Wingdings" w:hAnsi="Wingdings" w:hint="default"/>
+        <w:sz w:val="20"/>
+      </w:rPr>
+    </w:lvl>
+    <w:lvl w:ilvl="7" w:tentative="1">
+      <w:start w:val="1"/>
+      <w:numFmt w:val="bullet"/>
+      <w:lvlText w:val=""/>
+      <w:lvlJc w:val="left"/>
+      <w:pPr>
+        <w:tabs>
+          <w:tab w:val="num" w:pos="5760"/>
+        </w:tabs>
+        <w:ind w:left="5760" w:hanging="360"/>
+      </w:pPr>
+      <w:rPr>
+        <w:rFonts w:ascii="Wingdings" w:hAnsi="Wingdings" w:hint="default"/>
+        <w:sz w:val="20"/>
+      </w:rPr>
+    </w:lvl>
+    <w:lvl w:ilvl="8" w:tentative="1">
+      <w:start w:val="1"/>
+      <w:numFmt w:val="bullet"/>
+      <w:lvlText w:val=""/>
+      <w:lvlJc w:val="left"/>
+      <w:pPr>
+        <w:tabs>
+          <w:tab w:val="num" w:pos="6480"/>
+        </w:tabs>
+        <w:ind w:left="6480" w:hanging="360"/>
+      </w:pPr>
+      <w:rPr>
+        <w:rFonts w:ascii="Wingdings" w:hAnsi="Wingdings" w:hint="default"/>
+        <w:sz w:val="20"/>
+      </w:rPr>
+    </w:lvl>
+  </w:abstractNum>
+  <w:abstractNum w:abstractNumId="18" w15:restartNumberingAfterBreak="0">
+    <w:nsid w:val="7F3D259B"/>
+    <w:multiLevelType w:val="multilevel"/>
+    <w:tmpl w:val="B3FC5788"/>
+    <w:lvl w:ilvl="0">
+      <w:start w:val="1"/>
+      <w:numFmt w:val="bullet"/>
+      <w:lvlText w:val=""/>
+      <w:lvlJc w:val="left"/>
+      <w:pPr>
+        <w:tabs>
+          <w:tab w:val="num" w:pos="720"/>
+        </w:tabs>
+        <w:ind w:left="720" w:hanging="360"/>
+      </w:pPr>
+      <w:rPr>
+        <w:rFonts w:ascii="Symbol" w:hAnsi="Symbol" w:hint="default"/>
+        <w:sz w:val="20"/>
+      </w:rPr>
+    </w:lvl>
+    <w:lvl w:ilvl="1" w:tentative="1">
+      <w:start w:val="1"/>
+      <w:numFmt w:val="bullet"/>
+      <w:lvlText w:val="o"/>
+      <w:lvlJc w:val="left"/>
+      <w:pPr>
+        <w:tabs>
+          <w:tab w:val="num" w:pos="1440"/>
+        </w:tabs>
+        <w:ind w:left="1440" w:hanging="360"/>
+      </w:pPr>
+      <w:rPr>
+        <w:rFonts w:ascii="Courier New" w:hAnsi="Courier New" w:hint="default"/>
+        <w:sz w:val="20"/>
+      </w:rPr>
+    </w:lvl>
+    <w:lvl w:ilvl="2" w:tentative="1">
+      <w:start w:val="1"/>
+      <w:numFmt w:val="bullet"/>
+      <w:lvlText w:val=""/>
+      <w:lvlJc w:val="left"/>
+      <w:pPr>
+        <w:tabs>
+          <w:tab w:val="num" w:pos="2160"/>
+        </w:tabs>
+        <w:ind w:left="2160" w:hanging="360"/>
+      </w:pPr>
+      <w:rPr>
+        <w:rFonts w:ascii="Wingdings" w:hAnsi="Wingdings" w:hint="default"/>
+        <w:sz w:val="20"/>
+      </w:rPr>
+    </w:lvl>
+    <w:lvl w:ilvl="3" w:tentative="1">
+      <w:start w:val="1"/>
+      <w:numFmt w:val="bullet"/>
+      <w:lvlText w:val=""/>
+      <w:lvlJc w:val="left"/>
+      <w:pPr>
+        <w:tabs>
+          <w:tab w:val="num" w:pos="2880"/>
+        </w:tabs>
+        <w:ind w:left="2880" w:hanging="360"/>
+      </w:pPr>
+      <w:rPr>
+        <w:rFonts w:ascii="Wingdings" w:hAnsi="Wingdings" w:hint="default"/>
+        <w:sz w:val="20"/>
+      </w:rPr>
+    </w:lvl>
+    <w:lvl w:ilvl="4" w:tentative="1">
+      <w:start w:val="1"/>
+      <w:numFmt w:val="bullet"/>
+      <w:lvlText w:val=""/>
+      <w:lvlJc w:val="left"/>
+      <w:pPr>
+        <w:tabs>
+          <w:tab w:val="num" w:pos="3600"/>
+        </w:tabs>
+        <w:ind w:left="3600" w:hanging="360"/>
+      </w:pPr>
+      <w:rPr>
+        <w:rFonts w:ascii="Wingdings" w:hAnsi="Wingdings" w:hint="default"/>
+        <w:sz w:val="20"/>
+      </w:rPr>
+    </w:lvl>
+    <w:lvl w:ilvl="5" w:tentative="1">
+      <w:start w:val="1"/>
+      <w:numFmt w:val="bullet"/>
+      <w:lvlText w:val=""/>
+      <w:lvlJc w:val="left"/>
+      <w:pPr>
+        <w:tabs>
+          <w:tab w:val="num" w:pos="4320"/>
+        </w:tabs>
+        <w:ind w:left="4320" w:hanging="360"/>
+      </w:pPr>
+      <w:rPr>
+        <w:rFonts w:ascii="Wingdings" w:hAnsi="Wingdings" w:hint="default"/>
+        <w:sz w:val="20"/>
+      </w:rPr>
+    </w:lvl>
+    <w:lvl w:ilvl="6" w:tentative="1">
+      <w:start w:val="1"/>
+      <w:numFmt w:val="bullet"/>
+      <w:lvlText w:val=""/>
+      <w:lvlJc w:val="left"/>
+      <w:pPr>
+        <w:tabs>
+          <w:tab w:val="num" w:pos="5040"/>
+        </w:tabs>
+        <w:ind w:left="5040" w:hanging="360"/>
+      </w:pPr>
+      <w:rPr>
+        <w:rFonts w:ascii="Wingdings" w:hAnsi="Wingdings" w:hint="default"/>
+        <w:sz w:val="20"/>
+      </w:rPr>
+    </w:lvl>
+    <w:lvl w:ilvl="7" w:tentative="1">
+      <w:start w:val="1"/>
+      <w:numFmt w:val="bullet"/>
+      <w:lvlText w:val=""/>
+      <w:lvlJc w:val="left"/>
+      <w:pPr>
+        <w:tabs>
+          <w:tab w:val="num" w:pos="5760"/>
+        </w:tabs>
+        <w:ind w:left="5760" w:hanging="360"/>
+      </w:pPr>
+      <w:rPr>
+        <w:rFonts w:ascii="Wingdings" w:hAnsi="Wingdings" w:hint="default"/>
+        <w:sz w:val="20"/>
+      </w:rPr>
+    </w:lvl>
+    <w:lvl w:ilvl="8" w:tentative="1">
+      <w:start w:val="1"/>
+      <w:numFmt w:val="bullet"/>
+      <w:lvlText w:val=""/>
+      <w:lvlJc w:val="left"/>
+      <w:pPr>
+        <w:tabs>
+          <w:tab w:val="num" w:pos="6480"/>
+        </w:tabs>
+        <w:ind w:left="6480" w:hanging="360"/>
+      </w:pPr>
+      <w:rPr>
+        <w:rFonts w:ascii="Wingdings" w:hAnsi="Wingdings" w:hint="default"/>
+        <w:sz w:val="20"/>
+      </w:rPr>
+    </w:lvl>
+  </w:abstractNum>
   <w:num w:numId="1" w16cid:durableId="1650943279">
-    <w:abstractNumId w:val="7"/>
+    <w:abstractNumId w:val="12"/>
   </w:num>
   <w:num w:numId="2" w16cid:durableId="1736320565">
-    <w:abstractNumId w:val="5"/>
+    <w:abstractNumId w:val="9"/>
   </w:num>
   <w:num w:numId="3" w16cid:durableId="439111929">
-    <w:abstractNumId w:val="9"/>
+    <w:abstractNumId w:val="14"/>
   </w:num>
   <w:num w:numId="4" w16cid:durableId="1778329649">
     <w:abstractNumId w:val="0"/>
   </w:num>
   <w:num w:numId="5" w16cid:durableId="850532198">
+    <w:abstractNumId w:val="11"/>
+  </w:num>
+  <w:num w:numId="6" w16cid:durableId="1811510775">
+    <w:abstractNumId w:val="16"/>
+  </w:num>
+  <w:num w:numId="7" w16cid:durableId="249435669">
+    <w:abstractNumId w:val="7"/>
+  </w:num>
+  <w:num w:numId="8" w16cid:durableId="150684867">
+    <w:abstractNumId w:val="13"/>
+  </w:num>
+  <w:num w:numId="9" w16cid:durableId="1948779907">
+    <w:abstractNumId w:val="4"/>
+  </w:num>
+  <w:num w:numId="10" w16cid:durableId="878476180">
+    <w:abstractNumId w:val="3"/>
+  </w:num>
+  <w:num w:numId="11" w16cid:durableId="318270960">
     <w:abstractNumId w:val="6"/>
   </w:num>
-  <w:num w:numId="6" w16cid:durableId="1811510775">
+  <w:num w:numId="12" w16cid:durableId="779104365">
+    <w:abstractNumId w:val="17"/>
+  </w:num>
+  <w:num w:numId="13" w16cid:durableId="1360862675">
+    <w:abstractNumId w:val="15"/>
+  </w:num>
+  <w:num w:numId="14" w16cid:durableId="1390029344">
+    <w:abstractNumId w:val="1"/>
+  </w:num>
+  <w:num w:numId="15" w16cid:durableId="2062945510">
+    <w:abstractNumId w:val="5"/>
+  </w:num>
+  <w:num w:numId="16" w16cid:durableId="1926068036">
+    <w:abstractNumId w:val="8"/>
+  </w:num>
+  <w:num w:numId="17" w16cid:durableId="340742856">
     <w:abstractNumId w:val="10"/>
   </w:num>
-  <w:num w:numId="7" w16cid:durableId="249435669">
-    <w:abstractNumId w:val="4"/>
+  <w:num w:numId="18" w16cid:durableId="1264067711">
+    <w:abstractNumId w:val="18"/>
   </w:num>
-  <w:num w:numId="8" w16cid:durableId="150684867">
-    <w:abstractNumId w:val="8"/>
-  </w:num>
-  <w:num w:numId="9" w16cid:durableId="1948779907">
+  <w:num w:numId="19" w16cid:durableId="766191002">
     <w:abstractNumId w:val="2"/>
-  </w:num>
-  <w:num w:numId="10" w16cid:durableId="878476180">
-    <w:abstractNumId w:val="1"/>
-  </w:num>
-  <w:num w:numId="11" w16cid:durableId="318270960">
-    <w:abstractNumId w:val="3"/>
   </w:num>
 </w:numbering>
 </file>
